--- a/диплом_Макарова.docx
+++ b/диплом_Макарова.docx
@@ -3231,7 +3231,7 @@
             </w:rPr>
             <w:fldChar w:fldCharType="separate"/>
           </w:r>
-          <w:hyperlink w:anchor="_Toc231244847" w:history="1">
+          <w:hyperlink w:anchor="_Toc231851886" w:history="1">
             <w:r>
               <w:rPr>
                 <w:rStyle w:val="af8"/>
@@ -3258,7 +3258,7 @@
                 <w:noProof/>
                 <w:webHidden/>
               </w:rPr>
-              <w:instrText xml:space="preserve"> PAGEREF _Toc231244847 \h </w:instrText>
+              <w:instrText xml:space="preserve"> PAGEREF _Toc231851886 \h </w:instrText>
             </w:r>
             <w:r>
               <w:rPr>
@@ -3304,7 +3304,7 @@
               <w14:ligatures w14:val="standardContextual"/>
             </w:rPr>
           </w:pPr>
-          <w:hyperlink w:anchor="_Toc231244848" w:history="1">
+          <w:hyperlink w:anchor="_Toc231851887" w:history="1">
             <w:r>
               <w:rPr>
                 <w:rStyle w:val="af8"/>
@@ -3331,7 +3331,7 @@
                 <w:noProof/>
                 <w:webHidden/>
               </w:rPr>
-              <w:instrText xml:space="preserve"> PAGEREF _Toc231244848 \h </w:instrText>
+              <w:instrText xml:space="preserve"> PAGEREF _Toc231851887 \h </w:instrText>
             </w:r>
             <w:r>
               <w:rPr>
@@ -3375,7 +3375,7 @@
               <w14:ligatures w14:val="standardContextual"/>
             </w:rPr>
           </w:pPr>
-          <w:hyperlink w:anchor="_Toc231244849" w:history="1">
+          <w:hyperlink w:anchor="_Toc231851888" w:history="1">
             <w:r>
               <w:rPr>
                 <w:rStyle w:val="af8"/>
@@ -3402,7 +3402,7 @@
                 <w:noProof/>
                 <w:webHidden/>
               </w:rPr>
-              <w:instrText xml:space="preserve"> PAGEREF _Toc231244849 \h </w:instrText>
+              <w:instrText xml:space="preserve"> PAGEREF _Toc231851888 \h </w:instrText>
             </w:r>
             <w:r>
               <w:rPr>
@@ -3446,7 +3446,7 @@
               <w14:ligatures w14:val="standardContextual"/>
             </w:rPr>
           </w:pPr>
-          <w:hyperlink w:anchor="_Toc231244850" w:history="1">
+          <w:hyperlink w:anchor="_Toc231851889" w:history="1">
             <w:r>
               <w:rPr>
                 <w:rStyle w:val="af8"/>
@@ -3473,7 +3473,7 @@
                 <w:noProof/>
                 <w:webHidden/>
               </w:rPr>
-              <w:instrText xml:space="preserve"> PAGEREF _Toc231244850 \h </w:instrText>
+              <w:instrText xml:space="preserve"> PAGEREF _Toc231851889 \h </w:instrText>
             </w:r>
             <w:r>
               <w:rPr>
@@ -3517,7 +3517,7 @@
               <w14:ligatures w14:val="standardContextual"/>
             </w:rPr>
           </w:pPr>
-          <w:hyperlink w:anchor="_Toc231244851" w:history="1">
+          <w:hyperlink w:anchor="_Toc231851890" w:history="1">
             <w:r>
               <w:rPr>
                 <w:rStyle w:val="af8"/>
@@ -3544,7 +3544,7 @@
                 <w:noProof/>
                 <w:webHidden/>
               </w:rPr>
-              <w:instrText xml:space="preserve"> PAGEREF _Toc231244851 \h </w:instrText>
+              <w:instrText xml:space="preserve"> PAGEREF _Toc231851890 \h </w:instrText>
             </w:r>
             <w:r>
               <w:rPr>
@@ -3588,7 +3588,7 @@
               <w14:ligatures w14:val="standardContextual"/>
             </w:rPr>
           </w:pPr>
-          <w:hyperlink w:anchor="_Toc231244852" w:history="1">
+          <w:hyperlink w:anchor="_Toc231851891" w:history="1">
             <w:r>
               <w:rPr>
                 <w:rStyle w:val="af8"/>
@@ -3615,7 +3615,7 @@
                 <w:noProof/>
                 <w:webHidden/>
               </w:rPr>
-              <w:instrText xml:space="preserve"> PAGEREF _Toc231244852 \h </w:instrText>
+              <w:instrText xml:space="preserve"> PAGEREF _Toc231851891 \h </w:instrText>
             </w:r>
             <w:r>
               <w:rPr>
@@ -3659,7 +3659,7 @@
               <w14:ligatures w14:val="standardContextual"/>
             </w:rPr>
           </w:pPr>
-          <w:hyperlink w:anchor="_Toc231244853" w:history="1">
+          <w:hyperlink w:anchor="_Toc231851892" w:history="1">
             <w:r>
               <w:rPr>
                 <w:rStyle w:val="af8"/>
@@ -3682,7 +3682,7 @@
               <w:rPr>
                 <w:webHidden/>
               </w:rPr>
-              <w:instrText xml:space="preserve"> PAGEREF _Toc231244853 \h </w:instrText>
+              <w:instrText xml:space="preserve"> PAGEREF _Toc231851892 \h </w:instrText>
             </w:r>
             <w:r>
               <w:rPr>
@@ -3722,7 +3722,7 @@
               <w14:ligatures w14:val="standardContextual"/>
             </w:rPr>
           </w:pPr>
-          <w:hyperlink w:anchor="_Toc231244854" w:history="1">
+          <w:hyperlink w:anchor="_Toc231851893" w:history="1">
             <w:r>
               <w:rPr>
                 <w:rStyle w:val="af8"/>
@@ -3745,7 +3745,7 @@
               <w:rPr>
                 <w:webHidden/>
               </w:rPr>
-              <w:instrText xml:space="preserve"> PAGEREF _Toc231244854 \h </w:instrText>
+              <w:instrText xml:space="preserve"> PAGEREF _Toc231851893 \h </w:instrText>
             </w:r>
             <w:r>
               <w:rPr>
@@ -3785,7 +3785,7 @@
               <w14:ligatures w14:val="standardContextual"/>
             </w:rPr>
           </w:pPr>
-          <w:hyperlink w:anchor="_Toc231244855" w:history="1">
+          <w:hyperlink w:anchor="_Toc231851894" w:history="1">
             <w:r>
               <w:rPr>
                 <w:rStyle w:val="af8"/>
@@ -3808,7 +3808,7 @@
               <w:rPr>
                 <w:webHidden/>
               </w:rPr>
-              <w:instrText xml:space="preserve"> PAGEREF _Toc231244855 \h </w:instrText>
+              <w:instrText xml:space="preserve"> PAGEREF _Toc231851894 \h </w:instrText>
             </w:r>
             <w:r>
               <w:rPr>
@@ -3848,7 +3848,7 @@
               <w14:ligatures w14:val="standardContextual"/>
             </w:rPr>
           </w:pPr>
-          <w:hyperlink w:anchor="_Toc231244856" w:history="1">
+          <w:hyperlink w:anchor="_Toc231851895" w:history="1">
             <w:r>
               <w:rPr>
                 <w:rStyle w:val="af8"/>
@@ -3875,7 +3875,7 @@
                 <w:noProof/>
                 <w:webHidden/>
               </w:rPr>
-              <w:instrText xml:space="preserve"> PAGEREF _Toc231244856 \h </w:instrText>
+              <w:instrText xml:space="preserve"> PAGEREF _Toc231851895 \h </w:instrText>
             </w:r>
             <w:r>
               <w:rPr>
@@ -3919,7 +3919,7 @@
               <w14:ligatures w14:val="standardContextual"/>
             </w:rPr>
           </w:pPr>
-          <w:hyperlink w:anchor="_Toc231244857" w:history="1">
+          <w:hyperlink w:anchor="_Toc231851896" w:history="1">
             <w:r>
               <w:rPr>
                 <w:rStyle w:val="af8"/>
@@ -3946,7 +3946,7 @@
                 <w:noProof/>
                 <w:webHidden/>
               </w:rPr>
-              <w:instrText xml:space="preserve"> PAGEREF _Toc231244857 \h </w:instrText>
+              <w:instrText xml:space="preserve"> PAGEREF _Toc231851896 \h </w:instrText>
             </w:r>
             <w:r>
               <w:rPr>
@@ -3992,7 +3992,7 @@
               <w14:ligatures w14:val="standardContextual"/>
             </w:rPr>
           </w:pPr>
-          <w:hyperlink w:anchor="_Toc231244858" w:history="1">
+          <w:hyperlink w:anchor="_Toc231851897" w:history="1">
             <w:r>
               <w:rPr>
                 <w:rStyle w:val="af8"/>
@@ -4019,7 +4019,7 @@
                 <w:noProof/>
                 <w:webHidden/>
               </w:rPr>
-              <w:instrText xml:space="preserve"> PAGEREF _Toc231244858 \h </w:instrText>
+              <w:instrText xml:space="preserve"> PAGEREF _Toc231851897 \h </w:instrText>
             </w:r>
             <w:r>
               <w:rPr>
@@ -4063,7 +4063,7 @@
               <w14:ligatures w14:val="standardContextual"/>
             </w:rPr>
           </w:pPr>
-          <w:hyperlink w:anchor="_Toc231244859" w:history="1">
+          <w:hyperlink w:anchor="_Toc231851898" w:history="1">
             <w:r>
               <w:rPr>
                 <w:rStyle w:val="af8"/>
@@ -4090,7 +4090,7 @@
                 <w:noProof/>
                 <w:webHidden/>
               </w:rPr>
-              <w:instrText xml:space="preserve"> PAGEREF _Toc231244859 \h </w:instrText>
+              <w:instrText xml:space="preserve"> PAGEREF _Toc231851898 \h </w:instrText>
             </w:r>
             <w:r>
               <w:rPr>
@@ -4134,7 +4134,7 @@
               <w14:ligatures w14:val="standardContextual"/>
             </w:rPr>
           </w:pPr>
-          <w:hyperlink w:anchor="_Toc231244860" w:history="1">
+          <w:hyperlink w:anchor="_Toc231851899" w:history="1">
             <w:r>
               <w:rPr>
                 <w:rStyle w:val="af8"/>
@@ -4161,7 +4161,7 @@
                 <w:noProof/>
                 <w:webHidden/>
               </w:rPr>
-              <w:instrText xml:space="preserve"> PAGEREF _Toc231244860 \h </w:instrText>
+              <w:instrText xml:space="preserve"> PAGEREF _Toc231851899 \h </w:instrText>
             </w:r>
             <w:r>
               <w:rPr>
@@ -4205,7 +4205,7 @@
               <w14:ligatures w14:val="standardContextual"/>
             </w:rPr>
           </w:pPr>
-          <w:hyperlink w:anchor="_Toc231244861" w:history="1">
+          <w:hyperlink w:anchor="_Toc231851900" w:history="1">
             <w:r>
               <w:rPr>
                 <w:rStyle w:val="af8"/>
@@ -4232,7 +4232,7 @@
                 <w:noProof/>
                 <w:webHidden/>
               </w:rPr>
-              <w:instrText xml:space="preserve"> PAGEREF _Toc231244861 \h </w:instrText>
+              <w:instrText xml:space="preserve"> PAGEREF _Toc231851900 \h </w:instrText>
             </w:r>
             <w:r>
               <w:rPr>
@@ -4276,24 +4276,12 @@
               <w14:ligatures w14:val="standardContextual"/>
             </w:rPr>
           </w:pPr>
-          <w:hyperlink w:anchor="_Toc231244862" w:history="1">
+          <w:hyperlink w:anchor="_Toc231851901" w:history="1">
             <w:r>
               <w:rPr>
                 <w:rStyle w:val="af8"/>
               </w:rPr>
-              <w:t>2.3.1 Анали</w:t>
-            </w:r>
-            <w:r>
-              <w:rPr>
-                <w:rStyle w:val="af8"/>
-              </w:rPr>
-              <w:t>з</w:t>
-            </w:r>
-            <w:r>
-              <w:rPr>
-                <w:rStyle w:val="af8"/>
-              </w:rPr>
-              <w:t xml:space="preserve"> CASE–средств</w:t>
+              <w:t>2.3.1 Анализ CASE–средств</w:t>
             </w:r>
             <w:r>
               <w:rPr>
@@ -4311,7 +4299,7 @@
               <w:rPr>
                 <w:webHidden/>
               </w:rPr>
-              <w:instrText xml:space="preserve"> PAGEREF _Toc231244862 \h </w:instrText>
+              <w:instrText xml:space="preserve"> PAGEREF _Toc231851901 \h </w:instrText>
             </w:r>
             <w:r>
               <w:rPr>
@@ -4351,24 +4339,12 @@
               <w14:ligatures w14:val="standardContextual"/>
             </w:rPr>
           </w:pPr>
-          <w:hyperlink w:anchor="_Toc231244863" w:history="1">
+          <w:hyperlink w:anchor="_Toc231851902" w:history="1">
             <w:r>
               <w:rPr>
                 <w:rStyle w:val="af8"/>
               </w:rPr>
-              <w:t>2.3.2 Анализ средств для разр</w:t>
-            </w:r>
-            <w:r>
-              <w:rPr>
-                <w:rStyle w:val="af8"/>
-              </w:rPr>
-              <w:t>а</w:t>
-            </w:r>
-            <w:r>
-              <w:rPr>
-                <w:rStyle w:val="af8"/>
-              </w:rPr>
-              <w:t>ботки информационной системы</w:t>
+              <w:t>2.3.2 Анализ средств для разработки информационной системы</w:t>
             </w:r>
             <w:r>
               <w:rPr>
@@ -4386,7 +4362,7 @@
               <w:rPr>
                 <w:webHidden/>
               </w:rPr>
-              <w:instrText xml:space="preserve"> PAGEREF _Toc231244863 \h </w:instrText>
+              <w:instrText xml:space="preserve"> PAGEREF _Toc231851902 \h </w:instrText>
             </w:r>
             <w:r>
               <w:rPr>
@@ -4426,7 +4402,7 @@
               <w14:ligatures w14:val="standardContextual"/>
             </w:rPr>
           </w:pPr>
-          <w:hyperlink w:anchor="_Toc231244864" w:history="1">
+          <w:hyperlink w:anchor="_Toc231851903" w:history="1">
             <w:r>
               <w:rPr>
                 <w:rStyle w:val="af8"/>
@@ -4453,7 +4429,7 @@
                 <w:noProof/>
                 <w:webHidden/>
               </w:rPr>
-              <w:instrText xml:space="preserve"> PAGEREF _Toc231244864 \h </w:instrText>
+              <w:instrText xml:space="preserve"> PAGEREF _Toc231851903 \h </w:instrText>
             </w:r>
             <w:r>
               <w:rPr>
@@ -4499,7 +4475,7 @@
               <w14:ligatures w14:val="standardContextual"/>
             </w:rPr>
           </w:pPr>
-          <w:hyperlink w:anchor="_Toc231244865" w:history="1">
+          <w:hyperlink w:anchor="_Toc231851904" w:history="1">
             <w:r>
               <w:rPr>
                 <w:rStyle w:val="af8"/>
@@ -4526,7 +4502,7 @@
                 <w:noProof/>
                 <w:webHidden/>
               </w:rPr>
-              <w:instrText xml:space="preserve"> PAGEREF _Toc231244865 \h </w:instrText>
+              <w:instrText xml:space="preserve"> PAGEREF _Toc231851904 \h </w:instrText>
             </w:r>
             <w:r>
               <w:rPr>
@@ -4570,7 +4546,7 @@
               <w14:ligatures w14:val="standardContextual"/>
             </w:rPr>
           </w:pPr>
-          <w:hyperlink w:anchor="_Toc231244866" w:history="1">
+          <w:hyperlink w:anchor="_Toc231851905" w:history="1">
             <w:r>
               <w:rPr>
                 <w:rStyle w:val="af8"/>
@@ -4597,7 +4573,7 @@
                 <w:noProof/>
                 <w:webHidden/>
               </w:rPr>
-              <w:instrText xml:space="preserve"> PAGEREF _Toc231244866 \h </w:instrText>
+              <w:instrText xml:space="preserve"> PAGEREF _Toc231851905 \h </w:instrText>
             </w:r>
             <w:r>
               <w:rPr>
@@ -4622,6 +4598,70 @@
             <w:r>
               <w:rPr>
                 <w:noProof/>
+                <w:webHidden/>
+              </w:rPr>
+              <w:fldChar w:fldCharType="end"/>
+            </w:r>
+          </w:hyperlink>
+        </w:p>
+        <w:p>
+          <w:pPr>
+            <w:pStyle w:val="34"/>
+            <w:rPr>
+              <w:rFonts w:asciiTheme="minorHAnsi" w:eastAsiaTheme="minorEastAsia" w:hAnsiTheme="minorHAnsi" w:cstheme="minorBidi"/>
+              <w:iCs w:val="0"/>
+              <w:kern w:val="2"/>
+              <w:sz w:val="22"/>
+              <w:szCs w:val="22"/>
+              <w:lang w:eastAsia="ru-RU"/>
+              <w14:ligatures w14:val="standardContextual"/>
+            </w:rPr>
+          </w:pPr>
+          <w:hyperlink w:anchor="_Toc231851906" w:history="1">
+            <w:r>
+              <w:rPr>
+                <w:rStyle w:val="af8"/>
+                <w:rFonts w:eastAsia="Times New Roman"/>
+              </w:rPr>
+              <w:t>3.1.1 Диаграмма вариантов использования</w:t>
+            </w:r>
+            <w:r>
+              <w:rPr>
+                <w:webHidden/>
+              </w:rPr>
+              <w:tab/>
+            </w:r>
+            <w:r>
+              <w:rPr>
+                <w:webHidden/>
+              </w:rPr>
+              <w:fldChar w:fldCharType="begin"/>
+            </w:r>
+            <w:r>
+              <w:rPr>
+                <w:webHidden/>
+              </w:rPr>
+              <w:instrText xml:space="preserve"> PAGEREF _Toc231851906 \h </w:instrText>
+            </w:r>
+            <w:r>
+              <w:rPr>
+                <w:webHidden/>
+              </w:rPr>
+            </w:r>
+            <w:r>
+              <w:rPr>
+                <w:webHidden/>
+              </w:rPr>
+              <w:fldChar w:fldCharType="separate"/>
+            </w:r>
+            <w:r>
+              <w:rPr>
+                <w:webHidden/>
+              </w:rPr>
+              <w:t>26</w:t>
+            </w:r>
+            <w:r>
+              <w:rPr>
                 <w:webHidden/>
               </w:rPr>
               <w:fldChar w:fldCharType="end"/>
@@ -4641,13 +4681,13 @@
               <w14:ligatures w14:val="standardContextual"/>
             </w:rPr>
           </w:pPr>
-          <w:hyperlink w:anchor="_Toc231244867" w:history="1">
+          <w:hyperlink w:anchor="_Toc231851907" w:history="1">
             <w:r>
               <w:rPr>
                 <w:rStyle w:val="af8"/>
                 <w:noProof/>
               </w:rPr>
-              <w:t>3.2 Проектирование логической структуры</w:t>
+              <w:t>3.2 Разработка базы данных в phpMyAdmin</w:t>
             </w:r>
             <w:r>
               <w:rPr>
@@ -4668,7 +4708,7 @@
                 <w:noProof/>
                 <w:webHidden/>
               </w:rPr>
-              <w:instrText xml:space="preserve"> PAGEREF _Toc231244867 \h </w:instrText>
+              <w:instrText xml:space="preserve"> PAGEREF _Toc231851907 \h </w:instrText>
             </w:r>
             <w:r>
               <w:rPr>
@@ -4688,7 +4728,7 @@
                 <w:noProof/>
                 <w:webHidden/>
               </w:rPr>
-              <w:t>25</w:t>
+              <w:t>26</w:t>
             </w:r>
             <w:r>
               <w:rPr>
@@ -4712,13 +4752,13 @@
               <w14:ligatures w14:val="standardContextual"/>
             </w:rPr>
           </w:pPr>
-          <w:hyperlink w:anchor="_Toc231244868" w:history="1">
+          <w:hyperlink w:anchor="_Toc231851908" w:history="1">
             <w:r>
               <w:rPr>
                 <w:rStyle w:val="af8"/>
                 <w:noProof/>
               </w:rPr>
-              <w:t>3.3 Разработка базы данных в phpMyAdmin</w:t>
+              <w:t>3.3 Разработка пользовательского интерфейса</w:t>
             </w:r>
             <w:r>
               <w:rPr>
@@ -4739,7 +4779,7 @@
                 <w:noProof/>
                 <w:webHidden/>
               </w:rPr>
-              <w:instrText xml:space="preserve"> PAGEREF _Toc231244868 \h </w:instrText>
+              <w:instrText xml:space="preserve"> PAGEREF _Toc231851908 \h </w:instrText>
             </w:r>
             <w:r>
               <w:rPr>
@@ -4759,7 +4799,7 @@
                 <w:noProof/>
                 <w:webHidden/>
               </w:rPr>
-              <w:t>25</w:t>
+              <w:t>26</w:t>
             </w:r>
             <w:r>
               <w:rPr>
@@ -4783,13 +4823,13 @@
               <w14:ligatures w14:val="standardContextual"/>
             </w:rPr>
           </w:pPr>
-          <w:hyperlink w:anchor="_Toc231244869" w:history="1">
+          <w:hyperlink w:anchor="_Toc231851909" w:history="1">
             <w:r>
               <w:rPr>
                 <w:rStyle w:val="af8"/>
                 <w:noProof/>
               </w:rPr>
-              <w:t>3.4 Разработка пользовательского интерфейса</w:t>
+              <w:t>3.4 Разработка интерфейса администратора</w:t>
             </w:r>
             <w:r>
               <w:rPr>
@@ -4810,7 +4850,7 @@
                 <w:noProof/>
                 <w:webHidden/>
               </w:rPr>
-              <w:instrText xml:space="preserve"> PAGEREF _Toc231244869 \h </w:instrText>
+              <w:instrText xml:space="preserve"> PAGEREF _Toc231851909 \h </w:instrText>
             </w:r>
             <w:r>
               <w:rPr>
@@ -4830,7 +4870,7 @@
                 <w:noProof/>
                 <w:webHidden/>
               </w:rPr>
-              <w:t>25</w:t>
+              <w:t>27</w:t>
             </w:r>
             <w:r>
               <w:rPr>
@@ -4854,13 +4894,13 @@
               <w14:ligatures w14:val="standardContextual"/>
             </w:rPr>
           </w:pPr>
-          <w:hyperlink w:anchor="_Toc231244870" w:history="1">
+          <w:hyperlink w:anchor="_Toc231851910" w:history="1">
             <w:r>
               <w:rPr>
                 <w:rStyle w:val="af8"/>
                 <w:noProof/>
               </w:rPr>
-              <w:t>3.5 Разработка интерфейса администратора</w:t>
+              <w:t>3.5 Тестирование информационной системы</w:t>
             </w:r>
             <w:r>
               <w:rPr>
@@ -4881,7 +4921,7 @@
                 <w:noProof/>
                 <w:webHidden/>
               </w:rPr>
-              <w:instrText xml:space="preserve"> PAGEREF _Toc231244870 \h </w:instrText>
+              <w:instrText xml:space="preserve"> PAGEREF _Toc231851910 \h </w:instrText>
             </w:r>
             <w:r>
               <w:rPr>
@@ -4901,7 +4941,7 @@
                 <w:noProof/>
                 <w:webHidden/>
               </w:rPr>
-              <w:t>25</w:t>
+              <w:t>27</w:t>
             </w:r>
             <w:r>
               <w:rPr>
@@ -4925,13 +4965,13 @@
               <w14:ligatures w14:val="standardContextual"/>
             </w:rPr>
           </w:pPr>
-          <w:hyperlink w:anchor="_Toc231244871" w:history="1">
+          <w:hyperlink w:anchor="_Toc231851911" w:history="1">
             <w:r>
               <w:rPr>
                 <w:rStyle w:val="af8"/>
                 <w:noProof/>
               </w:rPr>
-              <w:t>3.6 Тестирование информационной системы</w:t>
+              <w:t>3.6 Руководство пользователя</w:t>
             </w:r>
             <w:r>
               <w:rPr>
@@ -4952,7 +4992,7 @@
                 <w:noProof/>
                 <w:webHidden/>
               </w:rPr>
-              <w:instrText xml:space="preserve"> PAGEREF _Toc231244871 \h </w:instrText>
+              <w:instrText xml:space="preserve"> PAGEREF _Toc231851911 \h </w:instrText>
             </w:r>
             <w:r>
               <w:rPr>
@@ -4972,149 +5012,7 @@
                 <w:noProof/>
                 <w:webHidden/>
               </w:rPr>
-              <w:t>25</w:t>
-            </w:r>
-            <w:r>
-              <w:rPr>
-                <w:noProof/>
-                <w:webHidden/>
-              </w:rPr>
-              <w:fldChar w:fldCharType="end"/>
-            </w:r>
-          </w:hyperlink>
-        </w:p>
-        <w:p>
-          <w:pPr>
-            <w:pStyle w:val="24"/>
-            <w:rPr>
-              <w:rFonts w:asciiTheme="minorHAnsi" w:eastAsiaTheme="minorEastAsia" w:hAnsiTheme="minorHAnsi" w:cstheme="minorBidi"/>
-              <w:noProof/>
-              <w:kern w:val="2"/>
-              <w:sz w:val="22"/>
-              <w:szCs w:val="22"/>
-              <w:lang w:eastAsia="ru-RU"/>
-              <w14:ligatures w14:val="standardContextual"/>
-            </w:rPr>
-          </w:pPr>
-          <w:hyperlink w:anchor="_Toc231244872" w:history="1">
-            <w:r>
-              <w:rPr>
-                <w:rStyle w:val="af8"/>
-                <w:noProof/>
-              </w:rPr>
-              <w:t>3.7 Руководство пользователя</w:t>
-            </w:r>
-            <w:r>
-              <w:rPr>
-                <w:noProof/>
-                <w:webHidden/>
-              </w:rPr>
-              <w:tab/>
-            </w:r>
-            <w:r>
-              <w:rPr>
-                <w:noProof/>
-                <w:webHidden/>
-              </w:rPr>
-              <w:fldChar w:fldCharType="begin"/>
-            </w:r>
-            <w:r>
-              <w:rPr>
-                <w:noProof/>
-                <w:webHidden/>
-              </w:rPr>
-              <w:instrText xml:space="preserve"> PAGEREF _Toc231244872 \h </w:instrText>
-            </w:r>
-            <w:r>
-              <w:rPr>
-                <w:noProof/>
-                <w:webHidden/>
-              </w:rPr>
-            </w:r>
-            <w:r>
-              <w:rPr>
-                <w:noProof/>
-                <w:webHidden/>
-              </w:rPr>
-              <w:fldChar w:fldCharType="separate"/>
-            </w:r>
-            <w:r>
-              <w:rPr>
-                <w:noProof/>
-                <w:webHidden/>
-              </w:rPr>
-              <w:t>26</w:t>
-            </w:r>
-            <w:r>
-              <w:rPr>
-                <w:noProof/>
-                <w:webHidden/>
-              </w:rPr>
-              <w:fldChar w:fldCharType="end"/>
-            </w:r>
-          </w:hyperlink>
-        </w:p>
-        <w:p>
-          <w:pPr>
-            <w:pStyle w:val="24"/>
-            <w:rPr>
-              <w:rFonts w:asciiTheme="minorHAnsi" w:eastAsiaTheme="minorEastAsia" w:hAnsiTheme="minorHAnsi" w:cstheme="minorBidi"/>
-              <w:noProof/>
-              <w:kern w:val="2"/>
-              <w:sz w:val="22"/>
-              <w:szCs w:val="22"/>
-              <w:lang w:eastAsia="ru-RU"/>
-              <w14:ligatures w14:val="standardContextual"/>
-            </w:rPr>
-          </w:pPr>
-          <w:hyperlink w:anchor="_Toc231244873" w:history="1">
-            <w:r>
-              <w:rPr>
-                <w:rStyle w:val="af8"/>
-                <w:noProof/>
-              </w:rPr>
-              <w:t>3.8 Руководство пользователя</w:t>
-            </w:r>
-            <w:r>
-              <w:rPr>
-                <w:noProof/>
-                <w:webHidden/>
-              </w:rPr>
-              <w:tab/>
-            </w:r>
-            <w:r>
-              <w:rPr>
-                <w:noProof/>
-                <w:webHidden/>
-              </w:rPr>
-              <w:fldChar w:fldCharType="begin"/>
-            </w:r>
-            <w:r>
-              <w:rPr>
-                <w:noProof/>
-                <w:webHidden/>
-              </w:rPr>
-              <w:instrText xml:space="preserve"> PAGEREF _Toc231244873 \h </w:instrText>
-            </w:r>
-            <w:r>
-              <w:rPr>
-                <w:noProof/>
-                <w:webHidden/>
-              </w:rPr>
-            </w:r>
-            <w:r>
-              <w:rPr>
-                <w:noProof/>
-                <w:webHidden/>
-              </w:rPr>
-              <w:fldChar w:fldCharType="separate"/>
-            </w:r>
-            <w:r>
-              <w:rPr>
-                <w:noProof/>
-                <w:webHidden/>
-              </w:rPr>
-              <w:t>26</w:t>
+              <w:t>27</w:t>
             </w:r>
             <w:r>
               <w:rPr>
@@ -5138,12 +5036,12 @@
               <w14:ligatures w14:val="standardContextual"/>
             </w:rPr>
           </w:pPr>
-          <w:hyperlink w:anchor="_Toc231244874" w:history="1">
+          <w:hyperlink w:anchor="_Toc231851912" w:history="1">
             <w:r>
               <w:rPr>
                 <w:rStyle w:val="af8"/>
               </w:rPr>
-              <w:t>3.8.1 Руководство пользователя для клиента</w:t>
+              <w:t>3.6.1 Руководство пользователя для клиента</w:t>
             </w:r>
             <w:r>
               <w:rPr>
@@ -5161,7 +5059,7 @@
               <w:rPr>
                 <w:webHidden/>
               </w:rPr>
-              <w:instrText xml:space="preserve"> PAGEREF _Toc231244874 \h </w:instrText>
+              <w:instrText xml:space="preserve"> PAGEREF _Toc231851912 \h </w:instrText>
             </w:r>
             <w:r>
               <w:rPr>
@@ -5178,7 +5076,7 @@
               <w:rPr>
                 <w:webHidden/>
               </w:rPr>
-              <w:t>26</w:t>
+              <w:t>27</w:t>
             </w:r>
             <w:r>
               <w:rPr>
@@ -5201,12 +5099,12 @@
               <w14:ligatures w14:val="standardContextual"/>
             </w:rPr>
           </w:pPr>
-          <w:hyperlink w:anchor="_Toc231244875" w:history="1">
+          <w:hyperlink w:anchor="_Toc231851913" w:history="1">
             <w:r>
               <w:rPr>
                 <w:rStyle w:val="af8"/>
               </w:rPr>
-              <w:t>3.8.2 Руководство пользователя для администратора</w:t>
+              <w:t>3.6.2 Руководство пользователя для администратора</w:t>
             </w:r>
             <w:r>
               <w:rPr>
@@ -5224,7 +5122,7 @@
               <w:rPr>
                 <w:webHidden/>
               </w:rPr>
-              <w:instrText xml:space="preserve"> PAGEREF _Toc231244875 \h </w:instrText>
+              <w:instrText xml:space="preserve"> PAGEREF _Toc231851913 \h </w:instrText>
             </w:r>
             <w:r>
               <w:rPr>
@@ -5241,7 +5139,7 @@
               <w:rPr>
                 <w:webHidden/>
               </w:rPr>
-              <w:t>26</w:t>
+              <w:t>27</w:t>
             </w:r>
             <w:r>
               <w:rPr>
@@ -5266,7 +5164,7 @@
               <w14:ligatures w14:val="standardContextual"/>
             </w:rPr>
           </w:pPr>
-          <w:hyperlink w:anchor="_Toc231244876" w:history="1">
+          <w:hyperlink w:anchor="_Toc231851914" w:history="1">
             <w:r>
               <w:rPr>
                 <w:rStyle w:val="af8"/>
@@ -5293,7 +5191,7 @@
                 <w:noProof/>
                 <w:webHidden/>
               </w:rPr>
-              <w:instrText xml:space="preserve"> PAGEREF _Toc231244876 \h </w:instrText>
+              <w:instrText xml:space="preserve"> PAGEREF _Toc231851914 \h </w:instrText>
             </w:r>
             <w:r>
               <w:rPr>
@@ -5313,7 +5211,7 @@
                 <w:noProof/>
                 <w:webHidden/>
               </w:rPr>
-              <w:t>27</w:t>
+              <w:t>28</w:t>
             </w:r>
             <w:r>
               <w:rPr>
@@ -5337,7 +5235,7 @@
               <w14:ligatures w14:val="standardContextual"/>
             </w:rPr>
           </w:pPr>
-          <w:hyperlink w:anchor="_Toc231244877" w:history="1">
+          <w:hyperlink w:anchor="_Toc231851915" w:history="1">
             <w:r>
               <w:rPr>
                 <w:rStyle w:val="af8"/>
@@ -5365,7 +5263,7 @@
                 <w:noProof/>
                 <w:webHidden/>
               </w:rPr>
-              <w:instrText xml:space="preserve"> PAGEREF _Toc231244877 \h </w:instrText>
+              <w:instrText xml:space="preserve"> PAGEREF _Toc231851915 \h </w:instrText>
             </w:r>
             <w:r>
               <w:rPr>
@@ -5385,7 +5283,7 @@
                 <w:noProof/>
                 <w:webHidden/>
               </w:rPr>
-              <w:t>27</w:t>
+              <w:t>28</w:t>
             </w:r>
             <w:r>
               <w:rPr>
@@ -5409,30 +5307,14 @@
               <w14:ligatures w14:val="standardContextual"/>
             </w:rPr>
           </w:pPr>
-          <w:hyperlink w:anchor="_Toc231244878" w:history="1">
+          <w:hyperlink w:anchor="_Toc231851916" w:history="1">
             <w:r>
               <w:rPr>
                 <w:rStyle w:val="af8"/>
                 <w:rFonts w:eastAsia="Times New Roman"/>
                 <w:noProof/>
               </w:rPr>
-              <w:t>4.2 Расчет себест</w:t>
-            </w:r>
-            <w:r>
-              <w:rPr>
-                <w:rStyle w:val="af8"/>
-                <w:rFonts w:eastAsia="Times New Roman"/>
-                <w:noProof/>
-              </w:rPr>
-              <w:t>о</w:t>
-            </w:r>
-            <w:r>
-              <w:rPr>
-                <w:rStyle w:val="af8"/>
-                <w:rFonts w:eastAsia="Times New Roman"/>
-                <w:noProof/>
-              </w:rPr>
-              <w:t>имости разработки</w:t>
+              <w:t>4.2 Расчет себестоимости разработки</w:t>
             </w:r>
             <w:r>
               <w:rPr>
@@ -5453,7 +5335,7 @@
                 <w:noProof/>
                 <w:webHidden/>
               </w:rPr>
-              <w:instrText xml:space="preserve"> PAGEREF _Toc231244878 \h </w:instrText>
+              <w:instrText xml:space="preserve"> PAGEREF _Toc231851916 \h </w:instrText>
             </w:r>
             <w:r>
               <w:rPr>
@@ -5473,7 +5355,7 @@
                 <w:noProof/>
                 <w:webHidden/>
               </w:rPr>
-              <w:t>28</w:t>
+              <w:t>29</w:t>
             </w:r>
             <w:r>
               <w:rPr>
@@ -5497,7 +5379,7 @@
               <w14:ligatures w14:val="standardContextual"/>
             </w:rPr>
           </w:pPr>
-          <w:hyperlink w:anchor="_Toc231244879" w:history="1">
+          <w:hyperlink w:anchor="_Toc231851917" w:history="1">
             <w:r>
               <w:rPr>
                 <w:rStyle w:val="af8"/>
@@ -5521,7 +5403,7 @@
               <w:rPr>
                 <w:webHidden/>
               </w:rPr>
-              <w:instrText xml:space="preserve"> PAGEREF _Toc231244879 \h </w:instrText>
+              <w:instrText xml:space="preserve"> PAGEREF _Toc231851917 \h </w:instrText>
             </w:r>
             <w:r>
               <w:rPr>
@@ -5538,7 +5420,7 @@
               <w:rPr>
                 <w:webHidden/>
               </w:rPr>
-              <w:t>28</w:t>
+              <w:t>29</w:t>
             </w:r>
             <w:r>
               <w:rPr>
@@ -5561,7 +5443,7 @@
               <w14:ligatures w14:val="standardContextual"/>
             </w:rPr>
           </w:pPr>
-          <w:hyperlink w:anchor="_Toc231244880" w:history="1">
+          <w:hyperlink w:anchor="_Toc231851918" w:history="1">
             <w:r>
               <w:rPr>
                 <w:rStyle w:val="af8"/>
@@ -5585,7 +5467,7 @@
               <w:rPr>
                 <w:webHidden/>
               </w:rPr>
-              <w:instrText xml:space="preserve"> PAGEREF _Toc231244880 \h </w:instrText>
+              <w:instrText xml:space="preserve"> PAGEREF _Toc231851918 \h </w:instrText>
             </w:r>
             <w:r>
               <w:rPr>
@@ -5602,7 +5484,7 @@
               <w:rPr>
                 <w:webHidden/>
               </w:rPr>
-              <w:t>29</w:t>
+              <w:t>30</w:t>
             </w:r>
             <w:r>
               <w:rPr>
@@ -5625,7 +5507,7 @@
               <w14:ligatures w14:val="standardContextual"/>
             </w:rPr>
           </w:pPr>
-          <w:hyperlink w:anchor="_Toc231244881" w:history="1">
+          <w:hyperlink w:anchor="_Toc231851919" w:history="1">
             <w:r>
               <w:rPr>
                 <w:rStyle w:val="af8"/>
@@ -5649,7 +5531,7 @@
               <w:rPr>
                 <w:webHidden/>
               </w:rPr>
-              <w:instrText xml:space="preserve"> PAGEREF _Toc231244881 \h </w:instrText>
+              <w:instrText xml:space="preserve"> PAGEREF _Toc231851919 \h </w:instrText>
             </w:r>
             <w:r>
               <w:rPr>
@@ -5666,7 +5548,7 @@
               <w:rPr>
                 <w:webHidden/>
               </w:rPr>
-              <w:t>30</w:t>
+              <w:t>31</w:t>
             </w:r>
             <w:r>
               <w:rPr>
@@ -5689,7 +5571,7 @@
               <w14:ligatures w14:val="standardContextual"/>
             </w:rPr>
           </w:pPr>
-          <w:hyperlink w:anchor="_Toc231244882" w:history="1">
+          <w:hyperlink w:anchor="_Toc231851920" w:history="1">
             <w:r>
               <w:rPr>
                 <w:rStyle w:val="af8"/>
@@ -5713,7 +5595,7 @@
               <w:rPr>
                 <w:webHidden/>
               </w:rPr>
-              <w:instrText xml:space="preserve"> PAGEREF _Toc231244882 \h </w:instrText>
+              <w:instrText xml:space="preserve"> PAGEREF _Toc231851920 \h </w:instrText>
             </w:r>
             <w:r>
               <w:rPr>
@@ -5730,7 +5612,7 @@
               <w:rPr>
                 <w:webHidden/>
               </w:rPr>
-              <w:t>31</w:t>
+              <w:t>32</w:t>
             </w:r>
             <w:r>
               <w:rPr>
@@ -5753,7 +5635,7 @@
               <w14:ligatures w14:val="standardContextual"/>
             </w:rPr>
           </w:pPr>
-          <w:hyperlink w:anchor="_Toc231244883" w:history="1">
+          <w:hyperlink w:anchor="_Toc231851921" w:history="1">
             <w:r>
               <w:rPr>
                 <w:rStyle w:val="af8"/>
@@ -5777,7 +5659,7 @@
               <w:rPr>
                 <w:webHidden/>
               </w:rPr>
-              <w:instrText xml:space="preserve"> PAGEREF _Toc231244883 \h </w:instrText>
+              <w:instrText xml:space="preserve"> PAGEREF _Toc231851921 \h </w:instrText>
             </w:r>
             <w:r>
               <w:rPr>
@@ -5794,7 +5676,7 @@
               <w:rPr>
                 <w:webHidden/>
               </w:rPr>
-              <w:t>31</w:t>
+              <w:t>32</w:t>
             </w:r>
             <w:r>
               <w:rPr>
@@ -5817,7 +5699,7 @@
               <w14:ligatures w14:val="standardContextual"/>
             </w:rPr>
           </w:pPr>
-          <w:hyperlink w:anchor="_Toc231244884" w:history="1">
+          <w:hyperlink w:anchor="_Toc231851922" w:history="1">
             <w:r>
               <w:rPr>
                 <w:rStyle w:val="af8"/>
@@ -5841,7 +5723,7 @@
               <w:rPr>
                 <w:webHidden/>
               </w:rPr>
-              <w:instrText xml:space="preserve"> PAGEREF _Toc231244884 \h </w:instrText>
+              <w:instrText xml:space="preserve"> PAGEREF _Toc231851922 \h </w:instrText>
             </w:r>
             <w:r>
               <w:rPr>
@@ -5858,7 +5740,7 @@
               <w:rPr>
                 <w:webHidden/>
               </w:rPr>
-              <w:t>32</w:t>
+              <w:t>33</w:t>
             </w:r>
             <w:r>
               <w:rPr>
@@ -5881,7 +5763,7 @@
               <w14:ligatures w14:val="standardContextual"/>
             </w:rPr>
           </w:pPr>
-          <w:hyperlink w:anchor="_Toc231244885" w:history="1">
+          <w:hyperlink w:anchor="_Toc231851923" w:history="1">
             <w:r>
               <w:rPr>
                 <w:rStyle w:val="af8"/>
@@ -5909,7 +5791,7 @@
                 <w:noProof/>
                 <w:webHidden/>
               </w:rPr>
-              <w:instrText xml:space="preserve"> PAGEREF _Toc231244885 \h </w:instrText>
+              <w:instrText xml:space="preserve"> PAGEREF _Toc231851923 \h </w:instrText>
             </w:r>
             <w:r>
               <w:rPr>
@@ -5929,7 +5811,7 @@
                 <w:noProof/>
                 <w:webHidden/>
               </w:rPr>
-              <w:t>33</w:t>
+              <w:t>34</w:t>
             </w:r>
             <w:r>
               <w:rPr>
@@ -5955,7 +5837,7 @@
               <w14:ligatures w14:val="standardContextual"/>
             </w:rPr>
           </w:pPr>
-          <w:hyperlink w:anchor="_Toc231244886" w:history="1">
+          <w:hyperlink w:anchor="_Toc231851924" w:history="1">
             <w:r>
               <w:rPr>
                 <w:rStyle w:val="af8"/>
@@ -5982,7 +5864,7 @@
                 <w:noProof/>
                 <w:webHidden/>
               </w:rPr>
-              <w:instrText xml:space="preserve"> PAGEREF _Toc231244886 \h </w:instrText>
+              <w:instrText xml:space="preserve"> PAGEREF _Toc231851924 \h </w:instrText>
             </w:r>
             <w:r>
               <w:rPr>
@@ -6002,7 +5884,7 @@
                 <w:noProof/>
                 <w:webHidden/>
               </w:rPr>
-              <w:t>36</w:t>
+              <w:t>37</w:t>
             </w:r>
             <w:r>
               <w:rPr>
@@ -6026,7 +5908,7 @@
               <w14:ligatures w14:val="standardContextual"/>
             </w:rPr>
           </w:pPr>
-          <w:hyperlink w:anchor="_Toc231244887" w:history="1">
+          <w:hyperlink w:anchor="_Toc231851925" w:history="1">
             <w:r>
               <w:rPr>
                 <w:rStyle w:val="af8"/>
@@ -6053,7 +5935,7 @@
                 <w:noProof/>
                 <w:webHidden/>
               </w:rPr>
-              <w:instrText xml:space="preserve"> PAGEREF _Toc231244887 \h </w:instrText>
+              <w:instrText xml:space="preserve"> PAGEREF _Toc231851925 \h </w:instrText>
             </w:r>
             <w:r>
               <w:rPr>
@@ -6073,7 +5955,7 @@
                 <w:noProof/>
                 <w:webHidden/>
               </w:rPr>
-              <w:t>36</w:t>
+              <w:t>37</w:t>
             </w:r>
             <w:r>
               <w:rPr>
@@ -6097,7 +5979,7 @@
               <w14:ligatures w14:val="standardContextual"/>
             </w:rPr>
           </w:pPr>
-          <w:hyperlink w:anchor="_Toc231244888" w:history="1">
+          <w:hyperlink w:anchor="_Toc231851926" w:history="1">
             <w:r>
               <w:rPr>
                 <w:rStyle w:val="af8"/>
@@ -6124,7 +6006,7 @@
                 <w:noProof/>
                 <w:webHidden/>
               </w:rPr>
-              <w:instrText xml:space="preserve"> PAGEREF _Toc231244888 \h </w:instrText>
+              <w:instrText xml:space="preserve"> PAGEREF _Toc231851926 \h </w:instrText>
             </w:r>
             <w:r>
               <w:rPr>
@@ -6144,7 +6026,7 @@
                 <w:noProof/>
                 <w:webHidden/>
               </w:rPr>
-              <w:t>37</w:t>
+              <w:t>38</w:t>
             </w:r>
             <w:r>
               <w:rPr>
@@ -6168,7 +6050,7 @@
               <w14:ligatures w14:val="standardContextual"/>
             </w:rPr>
           </w:pPr>
-          <w:hyperlink w:anchor="_Toc231244889" w:history="1">
+          <w:hyperlink w:anchor="_Toc231851927" w:history="1">
             <w:r>
               <w:rPr>
                 <w:rStyle w:val="af8"/>
@@ -6195,7 +6077,7 @@
                 <w:noProof/>
                 <w:webHidden/>
               </w:rPr>
-              <w:instrText xml:space="preserve"> PAGEREF _Toc231244889 \h </w:instrText>
+              <w:instrText xml:space="preserve"> PAGEREF _Toc231851927 \h </w:instrText>
             </w:r>
             <w:r>
               <w:rPr>
@@ -6215,7 +6097,7 @@
                 <w:noProof/>
                 <w:webHidden/>
               </w:rPr>
-              <w:t>37</w:t>
+              <w:t>38</w:t>
             </w:r>
             <w:r>
               <w:rPr>
@@ -6239,7 +6121,7 @@
               <w14:ligatures w14:val="standardContextual"/>
             </w:rPr>
           </w:pPr>
-          <w:hyperlink w:anchor="_Toc231244890" w:history="1">
+          <w:hyperlink w:anchor="_Toc231851928" w:history="1">
             <w:r>
               <w:rPr>
                 <w:rStyle w:val="af8"/>
@@ -6266,7 +6148,7 @@
                 <w:noProof/>
                 <w:webHidden/>
               </w:rPr>
-              <w:instrText xml:space="preserve"> PAGEREF _Toc231244890 \h </w:instrText>
+              <w:instrText xml:space="preserve"> PAGEREF _Toc231851928 \h </w:instrText>
             </w:r>
             <w:r>
               <w:rPr>
@@ -6286,7 +6168,7 @@
                 <w:noProof/>
                 <w:webHidden/>
               </w:rPr>
-              <w:t>38</w:t>
+              <w:t>39</w:t>
             </w:r>
             <w:r>
               <w:rPr>
@@ -6310,7 +6192,7 @@
               <w14:ligatures w14:val="standardContextual"/>
             </w:rPr>
           </w:pPr>
-          <w:hyperlink w:anchor="_Toc231244891" w:history="1">
+          <w:hyperlink w:anchor="_Toc231851929" w:history="1">
             <w:r>
               <w:rPr>
                 <w:rStyle w:val="af8"/>
@@ -6337,7 +6219,7 @@
                 <w:noProof/>
                 <w:webHidden/>
               </w:rPr>
-              <w:instrText xml:space="preserve"> PAGEREF _Toc231244891 \h </w:instrText>
+              <w:instrText xml:space="preserve"> PAGEREF _Toc231851929 \h </w:instrText>
             </w:r>
             <w:r>
               <w:rPr>
@@ -6357,7 +6239,7 @@
                 <w:noProof/>
                 <w:webHidden/>
               </w:rPr>
-              <w:t>40</w:t>
+              <w:t>41</w:t>
             </w:r>
             <w:r>
               <w:rPr>
@@ -6383,7 +6265,7 @@
               <w14:ligatures w14:val="standardContextual"/>
             </w:rPr>
           </w:pPr>
-          <w:hyperlink w:anchor="_Toc231244892" w:history="1">
+          <w:hyperlink w:anchor="_Toc231851930" w:history="1">
             <w:r>
               <w:rPr>
                 <w:rStyle w:val="af8"/>
@@ -6410,7 +6292,7 @@
                 <w:noProof/>
                 <w:webHidden/>
               </w:rPr>
-              <w:instrText xml:space="preserve"> PAGEREF _Toc231244892 \h </w:instrText>
+              <w:instrText xml:space="preserve"> PAGEREF _Toc231851930 \h </w:instrText>
             </w:r>
             <w:r>
               <w:rPr>
@@ -6430,7 +6312,7 @@
                 <w:noProof/>
                 <w:webHidden/>
               </w:rPr>
-              <w:t>44</w:t>
+              <w:t>45</w:t>
             </w:r>
             <w:r>
               <w:rPr>
@@ -6456,7 +6338,7 @@
               <w14:ligatures w14:val="standardContextual"/>
             </w:rPr>
           </w:pPr>
-          <w:hyperlink w:anchor="_Toc231244893" w:history="1">
+          <w:hyperlink w:anchor="_Toc231851931" w:history="1">
             <w:r>
               <w:rPr>
                 <w:rStyle w:val="af8"/>
@@ -6483,7 +6365,7 @@
                 <w:noProof/>
                 <w:webHidden/>
               </w:rPr>
-              <w:instrText xml:space="preserve"> PAGEREF _Toc231244893 \h </w:instrText>
+              <w:instrText xml:space="preserve"> PAGEREF _Toc231851931 \h </w:instrText>
             </w:r>
             <w:r>
               <w:rPr>
@@ -6503,7 +6385,7 @@
                 <w:noProof/>
                 <w:webHidden/>
               </w:rPr>
-              <w:t>47</w:t>
+              <w:t>48</w:t>
             </w:r>
             <w:r>
               <w:rPr>
@@ -6529,7 +6411,7 @@
               <w14:ligatures w14:val="standardContextual"/>
             </w:rPr>
           </w:pPr>
-          <w:hyperlink w:anchor="_Toc231244894" w:history="1">
+          <w:hyperlink w:anchor="_Toc231851932" w:history="1">
             <w:r>
               <w:rPr>
                 <w:rStyle w:val="af8"/>
@@ -6556,7 +6438,7 @@
                 <w:noProof/>
                 <w:webHidden/>
               </w:rPr>
-              <w:instrText xml:space="preserve"> PAGEREF _Toc231244894 \h </w:instrText>
+              <w:instrText xml:space="preserve"> PAGEREF _Toc231851932 \h </w:instrText>
             </w:r>
             <w:r>
               <w:rPr>
@@ -6600,7 +6482,7 @@
               <w14:ligatures w14:val="standardContextual"/>
             </w:rPr>
           </w:pPr>
-          <w:hyperlink w:anchor="_Toc231244895" w:history="1">
+          <w:hyperlink w:anchor="_Toc231851933" w:history="1">
             <w:r>
               <w:rPr>
                 <w:rStyle w:val="af8"/>
@@ -6627,7 +6509,7 @@
                 <w:noProof/>
                 <w:webHidden/>
               </w:rPr>
-              <w:instrText xml:space="preserve"> PAGEREF _Toc231244895 \h </w:instrText>
+              <w:instrText xml:space="preserve"> PAGEREF _Toc231851933 \h </w:instrText>
             </w:r>
             <w:r>
               <w:rPr>
@@ -6648,6 +6530,77 @@
                 <w:webHidden/>
               </w:rPr>
               <w:t>50</w:t>
+            </w:r>
+            <w:r>
+              <w:rPr>
+                <w:noProof/>
+                <w:webHidden/>
+              </w:rPr>
+              <w:fldChar w:fldCharType="end"/>
+            </w:r>
+          </w:hyperlink>
+        </w:p>
+        <w:p>
+          <w:pPr>
+            <w:pStyle w:val="24"/>
+            <w:rPr>
+              <w:rFonts w:asciiTheme="minorHAnsi" w:eastAsiaTheme="minorEastAsia" w:hAnsiTheme="minorHAnsi" w:cstheme="minorBidi"/>
+              <w:noProof/>
+              <w:kern w:val="2"/>
+              <w:sz w:val="22"/>
+              <w:szCs w:val="22"/>
+              <w:lang w:eastAsia="ru-RU"/>
+              <w14:ligatures w14:val="standardContextual"/>
+            </w:rPr>
+          </w:pPr>
+          <w:hyperlink w:anchor="_Toc231851934" w:history="1">
+            <w:r>
+              <w:rPr>
+                <w:rStyle w:val="af8"/>
+                <w:noProof/>
+              </w:rPr>
+              <w:t>Приложение Б (справочное) Диаграмма вариантов использования</w:t>
+            </w:r>
+            <w:r>
+              <w:rPr>
+                <w:noProof/>
+                <w:webHidden/>
+              </w:rPr>
+              <w:tab/>
+            </w:r>
+            <w:r>
+              <w:rPr>
+                <w:noProof/>
+                <w:webHidden/>
+              </w:rPr>
+              <w:fldChar w:fldCharType="begin"/>
+            </w:r>
+            <w:r>
+              <w:rPr>
+                <w:noProof/>
+                <w:webHidden/>
+              </w:rPr>
+              <w:instrText xml:space="preserve"> PAGEREF _Toc231851934 \h </w:instrText>
+            </w:r>
+            <w:r>
+              <w:rPr>
+                <w:noProof/>
+                <w:webHidden/>
+              </w:rPr>
+            </w:r>
+            <w:r>
+              <w:rPr>
+                <w:noProof/>
+                <w:webHidden/>
+              </w:rPr>
+              <w:fldChar w:fldCharType="separate"/>
+            </w:r>
+            <w:r>
+              <w:rPr>
+                <w:noProof/>
+                <w:webHidden/>
+              </w:rPr>
+              <w:t>52</w:t>
             </w:r>
             <w:r>
               <w:rPr>
@@ -7208,28 +7161,7 @@
           <w:rFonts w:eastAsia="Times New Roman"/>
           <w:lang w:val="en-US"/>
         </w:rPr>
-        <w:t>UML</w:t>
-      </w:r>
-      <w:r>
-        <w:rPr>
-          <w:rFonts w:eastAsia="Times New Roman"/>
-          <w:lang w:val="en-US"/>
-        </w:rPr>
-        <w:t xml:space="preserve"> – </w:t>
-      </w:r>
-      <w:r>
-        <w:rPr>
-          <w:rFonts w:eastAsia="Times New Roman"/>
-          <w:lang w:val="en-US"/>
-        </w:rPr>
-        <w:t>Unified Modeling Language</w:t>
-      </w:r>
-      <w:r>
-        <w:rPr>
-          <w:rFonts w:eastAsia="Times New Roman"/>
-          <w:lang w:val="en-US"/>
-        </w:rPr>
-        <w:t>;</w:t>
+        <w:t>UML – Unified Modeling Language;</w:t>
       </w:r>
     </w:p>
     <w:p>
@@ -7247,28 +7179,7 @@
           <w:szCs w:val="28"/>
           <w:lang w:val="en-US"/>
         </w:rPr>
-        <w:t xml:space="preserve">BPMN </w:t>
-      </w:r>
-      <w:r>
-        <w:rPr>
-          <w:szCs w:val="28"/>
-          <w:lang w:val="en-US"/>
-        </w:rPr>
-        <w:t xml:space="preserve">– </w:t>
-      </w:r>
-      <w:r>
-        <w:rPr>
-          <w:szCs w:val="28"/>
-          <w:lang w:val="en-US"/>
-        </w:rPr>
-        <w:t>Business Process Model and Notation</w:t>
-      </w:r>
-      <w:r>
-        <w:rPr>
-          <w:szCs w:val="28"/>
-          <w:lang w:val="en-US"/>
-        </w:rPr>
-        <w:t>;</w:t>
+        <w:t>BPMN – Business Process Model and Notation;</w:t>
       </w:r>
     </w:p>
     <w:p>
@@ -7278,29 +7189,21 @@
         <w:contextualSpacing w:val="0"/>
         <w:rPr>
           <w:szCs w:val="28"/>
+        </w:rPr>
+      </w:pPr>
+      <w:r>
+        <w:rPr>
+          <w:szCs w:val="28"/>
           <w:lang w:val="en-US"/>
         </w:rPr>
-      </w:pPr>
+        <w:t xml:space="preserve">ER – </w:t>
+      </w:r>
       <w:r>
         <w:rPr>
           <w:szCs w:val="28"/>
           <w:lang w:val="en-US"/>
         </w:rPr>
-        <w:t xml:space="preserve">ER – </w:t>
-      </w:r>
-      <w:r>
-        <w:rPr>
-          <w:szCs w:val="28"/>
-          <w:lang w:val="en-US"/>
-        </w:rPr>
-        <w:t>Entity-Relationship</w:t>
-      </w:r>
-      <w:r>
-        <w:rPr>
-          <w:szCs w:val="28"/>
-          <w:lang w:val="en-US"/>
-        </w:rPr>
-        <w:t>;</w:t>
+        <w:t>Entity-Relationship;</w:t>
       </w:r>
     </w:p>
     <w:p>
@@ -7313,6 +7216,64 @@
           <w:lang w:val="en-US"/>
         </w:rPr>
       </w:pPr>
+      <w:r>
+        <w:rPr>
+          <w:szCs w:val="28"/>
+          <w:lang w:val="en-US"/>
+        </w:rPr>
+        <w:t>HTML</w:t>
+      </w:r>
+      <w:r>
+        <w:rPr>
+          <w:szCs w:val="28"/>
+          <w:lang w:val="en-US"/>
+        </w:rPr>
+        <w:t xml:space="preserve"> – </w:t>
+      </w:r>
+      <w:proofErr w:type="spellStart"/>
+      <w:r>
+        <w:rPr>
+          <w:szCs w:val="28"/>
+          <w:lang w:val="en-US"/>
+        </w:rPr>
+        <w:t>HyperText</w:t>
+      </w:r>
+      <w:proofErr w:type="spellEnd"/>
+      <w:r>
+        <w:rPr>
+          <w:szCs w:val="28"/>
+          <w:lang w:val="en-US"/>
+        </w:rPr>
+        <w:t xml:space="preserve"> </w:t>
+      </w:r>
+      <w:r>
+        <w:rPr>
+          <w:szCs w:val="28"/>
+          <w:lang w:val="en-US"/>
+        </w:rPr>
+        <w:t>Markup</w:t>
+      </w:r>
+      <w:r>
+        <w:rPr>
+          <w:szCs w:val="28"/>
+          <w:lang w:val="en-US"/>
+        </w:rPr>
+        <w:t xml:space="preserve"> </w:t>
+      </w:r>
+      <w:r>
+        <w:rPr>
+          <w:szCs w:val="28"/>
+          <w:lang w:val="en-US"/>
+        </w:rPr>
+        <w:t>Language</w:t>
+      </w:r>
+      <w:r>
+        <w:rPr>
+          <w:szCs w:val="28"/>
+          <w:lang w:val="en-US"/>
+        </w:rPr>
+        <w:t>;</w:t>
+      </w:r>
     </w:p>
     <w:p>
       <w:pPr>
@@ -7321,64 +7282,57 @@
         <w:contextualSpacing w:val="0"/>
         <w:rPr>
           <w:szCs w:val="28"/>
+        </w:rPr>
+      </w:pPr>
+      <w:r>
+        <w:rPr>
+          <w:szCs w:val="28"/>
           <w:lang w:val="en-US"/>
         </w:rPr>
-      </w:pPr>
+        <w:t>CSS</w:t>
+      </w:r>
+      <w:r>
+        <w:rPr>
+          <w:szCs w:val="28"/>
+        </w:rPr>
+        <w:t xml:space="preserve"> – </w:t>
+      </w:r>
       <w:r>
         <w:rPr>
           <w:szCs w:val="28"/>
           <w:lang w:val="en-US"/>
         </w:rPr>
-        <w:t>HTML</w:t>
+        <w:t>Cascading</w:t>
+      </w:r>
+      <w:r>
+        <w:rPr>
+          <w:szCs w:val="28"/>
+        </w:rPr>
+        <w:t xml:space="preserve"> </w:t>
       </w:r>
       <w:r>
         <w:rPr>
           <w:szCs w:val="28"/>
           <w:lang w:val="en-US"/>
         </w:rPr>
-        <w:t xml:space="preserve"> – </w:t>
-      </w:r>
-      <w:proofErr w:type="spellStart"/>
+        <w:t>Style</w:t>
+      </w:r>
+      <w:r>
+        <w:rPr>
+          <w:szCs w:val="28"/>
+        </w:rPr>
+        <w:t xml:space="preserve"> </w:t>
+      </w:r>
       <w:r>
         <w:rPr>
           <w:szCs w:val="28"/>
           <w:lang w:val="en-US"/>
         </w:rPr>
-        <w:t>HyperText</w:t>
-      </w:r>
-      <w:proofErr w:type="spellEnd"/>
-      <w:r>
-        <w:rPr>
-          <w:szCs w:val="28"/>
-          <w:lang w:val="en-US"/>
-        </w:rPr>
-        <w:t xml:space="preserve"> </w:t>
-      </w:r>
-      <w:r>
-        <w:rPr>
-          <w:szCs w:val="28"/>
-          <w:lang w:val="en-US"/>
-        </w:rPr>
-        <w:t>Markup</w:t>
-      </w:r>
-      <w:r>
-        <w:rPr>
-          <w:szCs w:val="28"/>
-          <w:lang w:val="en-US"/>
-        </w:rPr>
-        <w:t xml:space="preserve"> </w:t>
-      </w:r>
-      <w:r>
-        <w:rPr>
-          <w:szCs w:val="28"/>
-          <w:lang w:val="en-US"/>
-        </w:rPr>
-        <w:t>Language</w:t>
-      </w:r>
-      <w:r>
-        <w:rPr>
-          <w:szCs w:val="28"/>
-          <w:lang w:val="en-US"/>
+        <w:t>Sheets</w:t>
+      </w:r>
+      <w:r>
+        <w:rPr>
+          <w:szCs w:val="28"/>
         </w:rPr>
         <w:t>;</w:t>
       </w:r>
@@ -7388,30 +7342,20 @@
         <w:spacing w:after="0" w:afterAutospacing="0"/>
         <w:ind w:firstLine="709"/>
         <w:contextualSpacing w:val="0"/>
-        <w:rPr>
-          <w:szCs w:val="28"/>
-          <w:lang w:val="en-US"/>
-        </w:rPr>
-      </w:pPr>
-      <w:r>
-        <w:rPr>
-          <w:szCs w:val="28"/>
-          <w:lang w:val="en-US"/>
-        </w:rPr>
-        <w:t xml:space="preserve">CSS – </w:t>
-      </w:r>
-      <w:r>
-        <w:rPr>
-          <w:szCs w:val="28"/>
-          <w:lang w:val="en-US"/>
-        </w:rPr>
-        <w:t>Cascading Style Sheets</w:t>
-      </w:r>
-      <w:r>
-        <w:rPr>
-          <w:szCs w:val="28"/>
-          <w:lang w:val="en-US"/>
-        </w:rPr>
+      </w:pPr>
+      <w:r>
+        <w:t>ОЗУ</w:t>
+      </w:r>
+      <w:r>
+        <w:t xml:space="preserve"> – </w:t>
+      </w:r>
+      <w:r>
+        <w:t>О</w:t>
+      </w:r>
+      <w:r>
+        <w:t>перативное запоминающее устройство</w:t>
+      </w:r>
+      <w:r>
         <w:t>;</w:t>
       </w:r>
     </w:p>
@@ -7422,16 +7366,21 @@
         <w:contextualSpacing w:val="0"/>
       </w:pPr>
       <w:r>
-        <w:t>ОЗУ</w:t>
+        <w:rPr>
+          <w:lang w:val="en-US"/>
+        </w:rPr>
+        <w:t>SSD</w:t>
       </w:r>
       <w:r>
         <w:t xml:space="preserve"> – </w:t>
       </w:r>
-      <w:r>
-        <w:t>О</w:t>
-      </w:r>
-      <w:r>
-        <w:t>перативное запоминающее устройство</w:t>
+      <w:proofErr w:type="spellStart"/>
+      <w:r>
+        <w:t>Solid</w:t>
+      </w:r>
+      <w:proofErr w:type="spellEnd"/>
+      <w:r>
+        <w:t>-State Drive</w:t>
       </w:r>
       <w:r>
         <w:t>;</w:t>
@@ -7444,24 +7393,16 @@
         <w:contextualSpacing w:val="0"/>
       </w:pPr>
       <w:r>
-        <w:rPr>
-          <w:lang w:val="en-US"/>
-        </w:rPr>
-        <w:t>SSD</w:t>
+        <w:t>ОС</w:t>
       </w:r>
       <w:r>
         <w:t xml:space="preserve"> – </w:t>
       </w:r>
-      <w:proofErr w:type="spellStart"/>
-      <w:r>
-        <w:t>Solid</w:t>
-      </w:r>
-      <w:proofErr w:type="spellEnd"/>
-      <w:r>
-        <w:t>-State Drive</w:t>
-      </w:r>
-      <w:r>
-        <w:t>;</w:t>
+      <w:r>
+        <w:t>О</w:t>
+      </w:r>
+      <w:r>
+        <w:t>перационная система;</w:t>
       </w:r>
     </w:p>
     <w:p>
@@ -7471,28 +7412,6 @@
         <w:contextualSpacing w:val="0"/>
       </w:pPr>
       <w:r>
-        <w:t>ОС</w:t>
-      </w:r>
-      <w:r>
-        <w:t xml:space="preserve"> – </w:t>
-      </w:r>
-      <w:r>
-        <w:t>О</w:t>
-      </w:r>
-      <w:r>
-        <w:t>перационная система;</w:t>
-      </w:r>
-    </w:p>
-    <w:p>
-      <w:pPr>
-        <w:spacing w:after="0" w:afterAutospacing="0"/>
-        <w:ind w:firstLine="709"/>
-        <w:contextualSpacing w:val="0"/>
-        <w:rPr>
-          <w:lang w:val="en-US"/>
-        </w:rPr>
-      </w:pPr>
-      <w:r>
         <w:t xml:space="preserve">ПК – </w:t>
       </w:r>
       <w:r>
@@ -7533,7 +7452,7 @@
           <w:szCs w:val="28"/>
         </w:rPr>
       </w:pPr>
-      <w:bookmarkStart w:id="5" w:name="_Toc231244847"/>
+      <w:bookmarkStart w:id="5" w:name="_Toc231851886"/>
       <w:r>
         <w:rPr>
           <w:szCs w:val="28"/>
@@ -8462,7 +8381,7 @@
       <w:bookmarkStart w:id="6" w:name="_Toc42883554"/>
       <w:bookmarkStart w:id="7" w:name="_Toc42277083"/>
       <w:bookmarkStart w:id="8" w:name="_Toc485105229"/>
-      <w:bookmarkStart w:id="9" w:name="_Toc231244848"/>
+      <w:bookmarkStart w:id="9" w:name="_Toc231851887"/>
       <w:r>
         <w:lastRenderedPageBreak/>
         <w:t>ТЕХНИЧЕСКОЕ ЗАДАНИЕ</w:t>
@@ -8490,7 +8409,7 @@
       <w:bookmarkStart w:id="10" w:name="_Toc42883555"/>
       <w:bookmarkStart w:id="11" w:name="_Toc42277084"/>
       <w:bookmarkStart w:id="12" w:name="_Toc485105230"/>
-      <w:bookmarkStart w:id="13" w:name="_Toc231244849"/>
+      <w:bookmarkStart w:id="13" w:name="_Toc231851888"/>
       <w:r>
         <w:t>Общие сведения</w:t>
       </w:r>
@@ -8560,7 +8479,7 @@
       </w:pPr>
       <w:bookmarkStart w:id="15" w:name="_Toc42883556"/>
       <w:bookmarkStart w:id="16" w:name="_Toc42277085"/>
-      <w:bookmarkStart w:id="17" w:name="_Toc231244850"/>
+      <w:bookmarkStart w:id="17" w:name="_Toc231851889"/>
       <w:r>
         <w:t>Основания для разработки</w:t>
       </w:r>
@@ -8625,7 +8544,7 @@
       </w:pPr>
       <w:bookmarkStart w:id="19" w:name="_Toc42883557"/>
       <w:bookmarkStart w:id="20" w:name="_Toc42277086"/>
-      <w:bookmarkStart w:id="21" w:name="_Toc231244851"/>
+      <w:bookmarkStart w:id="21" w:name="_Toc231851890"/>
       <w:r>
         <w:t>Назначение</w:t>
       </w:r>
@@ -8768,7 +8687,7 @@
       </w:pPr>
       <w:bookmarkStart w:id="23" w:name="_Toc42883558"/>
       <w:bookmarkStart w:id="24" w:name="_Toc42277087"/>
-      <w:bookmarkStart w:id="25" w:name="_Toc231244852"/>
+      <w:bookmarkStart w:id="25" w:name="_Toc231851891"/>
       <w:r>
         <w:t>Требования к программе</w:t>
       </w:r>
@@ -8795,7 +8714,7 @@
       <w:bookmarkStart w:id="26" w:name="_Toc42883559"/>
       <w:bookmarkStart w:id="27" w:name="_Toc42277088"/>
       <w:bookmarkStart w:id="28" w:name="_Toc485105234"/>
-      <w:bookmarkStart w:id="29" w:name="_Toc231244853"/>
+      <w:bookmarkStart w:id="29" w:name="_Toc231851892"/>
       <w:r>
         <w:t>Требования к функциональным характеристикам</w:t>
       </w:r>
@@ -9026,7 +8945,7 @@
         <w:contextualSpacing w:val="0"/>
         <w:outlineLvl w:val="2"/>
       </w:pPr>
-      <w:bookmarkStart w:id="31" w:name="_Toc231244854"/>
+      <w:bookmarkStart w:id="31" w:name="_Toc231851893"/>
       <w:r>
         <w:lastRenderedPageBreak/>
         <w:t>Требования к</w:t>
@@ -9125,7 +9044,7 @@
         <w:contextualSpacing w:val="0"/>
         <w:outlineLvl w:val="2"/>
       </w:pPr>
-      <w:bookmarkStart w:id="32" w:name="_Toc231244855"/>
+      <w:bookmarkStart w:id="32" w:name="_Toc231851894"/>
       <w:r>
         <w:t>Требования к информационной и программной совместимости</w:t>
       </w:r>
@@ -9292,7 +9211,7 @@
         <w:contextualSpacing w:val="0"/>
         <w:outlineLvl w:val="1"/>
       </w:pPr>
-      <w:bookmarkStart w:id="33" w:name="_Toc231244856"/>
+      <w:bookmarkStart w:id="33" w:name="_Toc231851895"/>
       <w:r>
         <w:t xml:space="preserve">Требования к </w:t>
       </w:r>
@@ -9422,7 +9341,7 @@
         <w:contextualSpacing w:val="0"/>
         <w:outlineLvl w:val="1"/>
       </w:pPr>
-      <w:bookmarkStart w:id="34" w:name="_Toc231244857"/>
+      <w:bookmarkStart w:id="34" w:name="_Toc231851896"/>
       <w:bookmarkEnd w:id="30"/>
       <w:r>
         <w:t>Этапы разработки</w:t>
@@ -11444,7 +11363,7 @@
         <w:jc w:val="center"/>
         <w:outlineLvl w:val="0"/>
       </w:pPr>
-      <w:bookmarkStart w:id="36" w:name="_Toc231244858"/>
+      <w:bookmarkStart w:id="36" w:name="_Toc231851897"/>
       <w:r>
         <w:lastRenderedPageBreak/>
         <w:t xml:space="preserve">ИССЛЕДОВАНИЕ </w:t>
@@ -11473,7 +11392,7 @@
       <w:bookmarkStart w:id="38" w:name="_Toc485105240"/>
       <w:bookmarkStart w:id="39" w:name="_Toc42336271"/>
       <w:bookmarkStart w:id="40" w:name="_Toc42962926"/>
-      <w:bookmarkStart w:id="41" w:name="_Toc231244859"/>
+      <w:bookmarkStart w:id="41" w:name="_Toc231851898"/>
       <w:r>
         <w:t>Предметная область</w:t>
       </w:r>
@@ -11709,7 +11628,7 @@
       <w:bookmarkStart w:id="43" w:name="_Toc485105241"/>
       <w:bookmarkStart w:id="44" w:name="_Toc42336272"/>
       <w:bookmarkStart w:id="45" w:name="_Toc42962927"/>
-      <w:bookmarkStart w:id="46" w:name="_Toc231244860"/>
+      <w:bookmarkStart w:id="46" w:name="_Toc231851899"/>
       <w:r>
         <w:t>Анализ свойств и характеристик,</w:t>
       </w:r>
@@ -13442,7 +13361,7 @@
       </w:pPr>
       <w:bookmarkStart w:id="47" w:name="_Toc42336273"/>
       <w:bookmarkStart w:id="48" w:name="_Toc42962928"/>
-      <w:bookmarkStart w:id="49" w:name="_Toc231244861"/>
+      <w:bookmarkStart w:id="49" w:name="_Toc231851900"/>
       <w:r>
         <w:t>Анализ вариантов решения поставленной задачи</w:t>
       </w:r>
@@ -13542,7 +13461,7 @@
       <w:bookmarkStart w:id="51" w:name="_Toc485105243"/>
       <w:bookmarkStart w:id="52" w:name="_Toc42336274"/>
       <w:bookmarkStart w:id="53" w:name="_Toc42962929"/>
-      <w:bookmarkStart w:id="54" w:name="_Toc231244862"/>
+      <w:bookmarkStart w:id="54" w:name="_Toc231851901"/>
       <w:r>
         <w:t>Анализ CASE–средств</w:t>
       </w:r>
@@ -13959,13 +13878,7 @@
         <w:rPr>
           <w:rFonts w:eastAsia="Times New Roman"/>
         </w:rPr>
-        <w:t>Комплексное моделирование ПО (UML, BPMN, ER)</w:t>
-      </w:r>
-      <w:r>
-        <w:rPr>
-          <w:rFonts w:eastAsia="Times New Roman"/>
-        </w:rPr>
-        <w:t>.</w:t>
+        <w:t>Комплексное моделирование ПО (UML, BPMN, ER).</w:t>
       </w:r>
     </w:p>
     <w:p>
@@ -14286,13 +14199,7 @@
         <w:rPr>
           <w:rFonts w:eastAsia="Times New Roman"/>
         </w:rPr>
-        <w:t>Визуальное проектирование и реляционных баз данных</w:t>
-      </w:r>
-      <w:r>
-        <w:rPr>
-          <w:rFonts w:eastAsia="Times New Roman"/>
-        </w:rPr>
-        <w:t>.</w:t>
+        <w:t>Визуальное проектирование и реляционных баз данных.</w:t>
       </w:r>
     </w:p>
     <w:p>
@@ -14416,7 +14323,6 @@
       </w:r>
       <w:bookmarkStart w:id="55" w:name="_Toc42336275"/>
       <w:bookmarkStart w:id="56" w:name="_Toc42962930"/>
-      <w:bookmarkStart w:id="57" w:name="_Toc231244863"/>
     </w:p>
     <w:p>
       <w:pPr>
@@ -14519,37 +14425,17 @@
         </w:rPr>
         <w:t>Применимость</w:t>
       </w:r>
-      <w:proofErr w:type="gramStart"/>
-      <w:r>
-        <w:rPr>
-          <w:rFonts w:eastAsia="Times New Roman"/>
-        </w:rPr>
-        <w:t>:</w:t>
-      </w:r>
-      <w:r>
-        <w:rPr>
-          <w:rFonts w:eastAsia="Times New Roman"/>
-        </w:rPr>
-        <w:t xml:space="preserve"> П</w:t>
-      </w:r>
-      <w:r>
-        <w:rPr>
-          <w:rFonts w:eastAsia="Times New Roman"/>
-        </w:rPr>
-        <w:t>одходит</w:t>
-      </w:r>
-      <w:proofErr w:type="gramEnd"/>
-      <w:r>
-        <w:rPr>
-          <w:rFonts w:eastAsia="Times New Roman"/>
-        </w:rPr>
-        <w:t xml:space="preserve"> </w:t>
-      </w:r>
-      <w:r>
-        <w:rPr>
-          <w:rFonts w:eastAsia="Times New Roman"/>
-        </w:rPr>
-        <w:t>для нормализованного проектирования структуры БД с учетом связей «один-ко-многим».</w:t>
+      <w:r>
+        <w:rPr>
+          <w:rFonts w:eastAsia="Times New Roman"/>
+        </w:rPr>
+        <w:t>: подходит</w:t>
+      </w:r>
+      <w:r>
+        <w:rPr>
+          <w:rFonts w:eastAsia="Times New Roman"/>
+        </w:rPr>
+        <w:t xml:space="preserve"> для нормализованного проектирования структуры БД с учетом связей «один-ко-многим».</w:t>
       </w:r>
     </w:p>
     <w:p>
@@ -14567,6 +14453,7 @@
         <w:contextualSpacing w:val="0"/>
         <w:outlineLvl w:val="2"/>
       </w:pPr>
+      <w:bookmarkStart w:id="57" w:name="_Toc231851902"/>
       <w:r>
         <w:t>Анализ средств для разработки информационной системы</w:t>
       </w:r>
@@ -14608,22 +14495,6 @@
           <w:rFonts w:eastAsia="Times New Roman"/>
         </w:rPr>
         <w:t>:</w:t>
-      </w:r>
-    </w:p>
-    <w:p>
-      <w:pPr>
-        <w:spacing w:after="0" w:afterAutospacing="0"/>
-        <w:ind w:firstLine="709"/>
-        <w:contextualSpacing w:val="0"/>
-        <w:rPr>
-          <w:rFonts w:eastAsia="Times New Roman"/>
-        </w:rPr>
-      </w:pPr>
-      <w:r>
-        <w:rPr>
-          <w:rFonts w:eastAsia="Times New Roman"/>
-        </w:rPr>
-        <w:br w:type="page"/>
       </w:r>
     </w:p>
     <w:p>
@@ -14647,7 +14518,6 @@
         <w:rPr>
           <w:rFonts w:eastAsia="Times New Roman"/>
         </w:rPr>
-        <w:lastRenderedPageBreak/>
         <w:t xml:space="preserve">Готовые </w:t>
       </w:r>
       <w:r>
@@ -14748,6 +14618,7 @@
         <w:rPr>
           <w:rFonts w:eastAsia="Times New Roman"/>
         </w:rPr>
+        <w:lastRenderedPageBreak/>
         <w:t>Н</w:t>
       </w:r>
       <w:r>
@@ -15556,7 +15427,6 @@
         <w:rPr>
           <w:rFonts w:eastAsia="Times New Roman"/>
         </w:rPr>
-        <w:lastRenderedPageBreak/>
         <w:t>Слабая SEO-оптимизация на базовых тарифах</w:t>
       </w:r>
       <w:r>
@@ -15587,6 +15457,7 @@
         <w:rPr>
           <w:rFonts w:eastAsia="Times New Roman"/>
         </w:rPr>
+        <w:lastRenderedPageBreak/>
         <w:t xml:space="preserve">Невозможность глубокой интеграции с внешними API и </w:t>
       </w:r>
       <w:proofErr w:type="spellStart"/>
@@ -16159,7 +16030,7 @@
       </w:pPr>
       <w:bookmarkStart w:id="58" w:name="_Toc42336276"/>
       <w:bookmarkStart w:id="59" w:name="_Toc42962931"/>
-      <w:bookmarkStart w:id="60" w:name="_Toc231244864"/>
+      <w:bookmarkStart w:id="60" w:name="_Toc231851903"/>
       <w:r>
         <w:lastRenderedPageBreak/>
         <w:t>Обоснование выбора программных средств решения поставленной</w:t>
@@ -16538,7 +16409,7 @@
         <w:jc w:val="center"/>
         <w:outlineLvl w:val="0"/>
       </w:pPr>
-      <w:bookmarkStart w:id="61" w:name="_Toc231244865"/>
+      <w:bookmarkStart w:id="61" w:name="_Toc231851904"/>
       <w:r>
         <w:lastRenderedPageBreak/>
         <w:t>ТЕХНОЛОГИЯ ПРОЕКТИРОВАНИЯ И РАЗРАБОТКИ</w:t>
@@ -16568,7 +16439,7 @@
       </w:pPr>
       <w:bookmarkStart w:id="62" w:name="_Toc42336278"/>
       <w:bookmarkStart w:id="63" w:name="_Toc42962933"/>
-      <w:bookmarkStart w:id="64" w:name="_Toc231244866"/>
+      <w:bookmarkStart w:id="64" w:name="_Toc231851905"/>
       <w:r>
         <w:t xml:space="preserve">Разработка модели предметной области информационной системы </w:t>
       </w:r>
@@ -16603,9 +16474,14 @@
       <w:r>
         <w:rPr>
           <w:rFonts w:eastAsia="Times New Roman"/>
-          <w:highlight w:val="yellow"/>
-        </w:rPr>
-        <w:t>25-40 страниц</w:t>
+        </w:rPr>
+        <w:t>На этапе проектирования информационной системы ключевым шагом является формализация и визуализация предметной области. Модель предметной области отражает реальные бизнес-процессы цветочного магазина, определяет круг взаимодействующих участников, описывает функциональные требования и структуру данных, необходимых для поддержки операционной деятельности. Разработка модели выполнена с применением нотации UML и концептуального ER-моделирования, что обеспечивает однозначность трактовки требований и служит основой для последующей реализации базы данных и программного кода</w:t>
+      </w:r>
+      <w:r>
+        <w:rPr>
+          <w:rFonts w:eastAsia="Times New Roman"/>
+        </w:rPr>
+        <w:t>.</w:t>
       </w:r>
     </w:p>
     <w:p>
@@ -16615,6 +16491,531 @@
         <w:contextualSpacing w:val="0"/>
         <w:rPr>
           <w:rFonts w:eastAsia="Times New Roman"/>
+        </w:rPr>
+      </w:pPr>
+      <w:r>
+        <w:rPr>
+          <w:rFonts w:eastAsia="Times New Roman"/>
+        </w:rPr>
+        <w:t>Участники системы и их роли</w:t>
+      </w:r>
+      <w:r>
+        <w:rPr>
+          <w:rFonts w:eastAsia="Times New Roman"/>
+        </w:rPr>
+        <w:t>:</w:t>
+      </w:r>
+    </w:p>
+    <w:p>
+      <w:pPr>
+        <w:pStyle w:val="af1"/>
+        <w:numPr>
+          <w:ilvl w:val="0"/>
+          <w:numId w:val="24"/>
+        </w:numPr>
+        <w:spacing w:after="0" w:afterAutospacing="0"/>
+        <w:ind w:left="0" w:firstLine="709"/>
+        <w:contextualSpacing w:val="0"/>
+        <w:rPr>
+          <w:rFonts w:eastAsia="Times New Roman"/>
+        </w:rPr>
+      </w:pPr>
+      <w:r>
+        <w:rPr>
+          <w:rFonts w:eastAsia="Times New Roman"/>
+        </w:rPr>
+        <w:t>Клиент – физическое лицо, осуществляющее просмотр каталога, выбор продукции, оформление</w:t>
+      </w:r>
+      <w:r>
+        <w:rPr>
+          <w:rFonts w:eastAsia="Times New Roman"/>
+        </w:rPr>
+        <w:t xml:space="preserve"> заказа</w:t>
+      </w:r>
+      <w:r>
+        <w:rPr>
+          <w:rFonts w:eastAsia="Times New Roman"/>
+        </w:rPr>
+        <w:t>.</w:t>
+      </w:r>
+    </w:p>
+    <w:p>
+      <w:pPr>
+        <w:pStyle w:val="af1"/>
+        <w:numPr>
+          <w:ilvl w:val="0"/>
+          <w:numId w:val="24"/>
+        </w:numPr>
+        <w:spacing w:after="0" w:afterAutospacing="0"/>
+        <w:ind w:left="0" w:firstLine="709"/>
+        <w:contextualSpacing w:val="0"/>
+        <w:rPr>
+          <w:rFonts w:eastAsia="Times New Roman"/>
+        </w:rPr>
+      </w:pPr>
+      <w:r>
+        <w:rPr>
+          <w:rFonts w:eastAsia="Times New Roman"/>
+        </w:rPr>
+        <w:t>Администратор – сотрудник магазина, управляющий каталогом товаров, обрабатывающий входящие заказы, изменяющий статусы заявок.</w:t>
+      </w:r>
+    </w:p>
+    <w:p>
+      <w:pPr>
+        <w:pStyle w:val="af1"/>
+        <w:numPr>
+          <w:ilvl w:val="0"/>
+          <w:numId w:val="24"/>
+        </w:numPr>
+        <w:spacing w:after="0" w:afterAutospacing="0"/>
+        <w:ind w:left="0" w:firstLine="709"/>
+        <w:contextualSpacing w:val="0"/>
+        <w:rPr>
+          <w:rFonts w:eastAsia="Times New Roman"/>
+        </w:rPr>
+      </w:pPr>
+      <w:r>
+        <w:rPr>
+          <w:rFonts w:eastAsia="Times New Roman"/>
+        </w:rPr>
+        <w:t>Флорист – исполнитель, получающий информацию о составе заказа, занимающийся сборкой композиции</w:t>
+      </w:r>
+      <w:r>
+        <w:rPr>
+          <w:rFonts w:eastAsia="Times New Roman"/>
+        </w:rPr>
+        <w:t>.</w:t>
+      </w:r>
+    </w:p>
+    <w:p>
+      <w:pPr>
+        <w:pStyle w:val="af1"/>
+        <w:numPr>
+          <w:ilvl w:val="0"/>
+          <w:numId w:val="24"/>
+        </w:numPr>
+        <w:spacing w:after="0" w:afterAutospacing="0"/>
+        <w:ind w:left="0" w:firstLine="709"/>
+        <w:contextualSpacing w:val="0"/>
+        <w:rPr>
+          <w:rFonts w:eastAsia="Times New Roman"/>
+        </w:rPr>
+      </w:pPr>
+      <w:r>
+        <w:rPr>
+          <w:rFonts w:eastAsia="Times New Roman"/>
+        </w:rPr>
+        <w:t>Система – автоматизированный компонент, выполняющий фоновые операции: расчёт стоимости, валидацию форм, отправку уведомлений, резервное копирование данных.</w:t>
+      </w:r>
+    </w:p>
+    <w:p>
+      <w:pPr>
+        <w:pStyle w:val="af1"/>
+        <w:numPr>
+          <w:ilvl w:val="0"/>
+          <w:numId w:val="24"/>
+        </w:numPr>
+        <w:spacing w:after="0" w:afterAutospacing="0"/>
+        <w:ind w:left="0" w:firstLine="709"/>
+        <w:contextualSpacing w:val="0"/>
+        <w:rPr>
+          <w:rFonts w:eastAsia="Times New Roman"/>
+        </w:rPr>
+      </w:pPr>
+      <w:r>
+        <w:rPr>
+          <w:rFonts w:eastAsia="Times New Roman"/>
+        </w:rPr>
+        <w:br w:type="page"/>
+      </w:r>
+    </w:p>
+    <w:p>
+      <w:pPr>
+        <w:pStyle w:val="af1"/>
+        <w:numPr>
+          <w:ilvl w:val="2"/>
+          <w:numId w:val="3"/>
+        </w:numPr>
+        <w:spacing w:before="480" w:after="480" w:afterAutospacing="0"/>
+        <w:ind w:left="0" w:firstLine="709"/>
+        <w:contextualSpacing w:val="0"/>
+        <w:outlineLvl w:val="2"/>
+        <w:rPr>
+          <w:rFonts w:eastAsia="Times New Roman"/>
+        </w:rPr>
+      </w:pPr>
+      <w:bookmarkStart w:id="68" w:name="_Toc231851906"/>
+      <w:r>
+        <w:rPr>
+          <w:rFonts w:eastAsia="Times New Roman"/>
+        </w:rPr>
+        <w:lastRenderedPageBreak/>
+        <w:t>Диаграмма вариантов использования</w:t>
+      </w:r>
+      <w:bookmarkEnd w:id="68"/>
+    </w:p>
+    <w:p>
+      <w:pPr>
+        <w:pStyle w:val="af1"/>
+        <w:spacing w:after="0" w:afterAutospacing="0"/>
+        <w:ind w:left="0" w:firstLine="709"/>
+        <w:contextualSpacing w:val="0"/>
+        <w:rPr>
+          <w:rFonts w:eastAsia="Times New Roman"/>
+        </w:rPr>
+      </w:pPr>
+      <w:r>
+        <w:rPr>
+          <w:rFonts w:eastAsia="Times New Roman"/>
+        </w:rPr>
+        <w:t xml:space="preserve">На основе выделенных </w:t>
+      </w:r>
+      <w:r>
+        <w:rPr>
+          <w:rFonts w:eastAsia="Times New Roman"/>
+        </w:rPr>
+        <w:t>участников</w:t>
+      </w:r>
+      <w:r>
+        <w:rPr>
+          <w:rFonts w:eastAsia="Times New Roman"/>
+        </w:rPr>
+        <w:t xml:space="preserve"> построена диаграмма вариантов использования, отображающая функциональные границы системы. Основные прецеденты сгруппированы по ролям:</w:t>
+      </w:r>
+    </w:p>
+    <w:p>
+      <w:pPr>
+        <w:pStyle w:val="af1"/>
+        <w:spacing w:after="0" w:afterAutospacing="0"/>
+        <w:ind w:left="0" w:firstLine="709"/>
+        <w:contextualSpacing w:val="0"/>
+        <w:rPr>
+          <w:rFonts w:eastAsia="Times New Roman"/>
+        </w:rPr>
+      </w:pPr>
+      <w:r>
+        <w:rPr>
+          <w:rFonts w:eastAsia="Times New Roman"/>
+        </w:rPr>
+        <w:t>Для Клиента:</w:t>
+      </w:r>
+    </w:p>
+    <w:p>
+      <w:pPr>
+        <w:pStyle w:val="af1"/>
+        <w:numPr>
+          <w:ilvl w:val="0"/>
+          <w:numId w:val="28"/>
+        </w:numPr>
+        <w:spacing w:after="0" w:afterAutospacing="0"/>
+        <w:ind w:left="0" w:firstLine="709"/>
+        <w:contextualSpacing w:val="0"/>
+        <w:rPr>
+          <w:rFonts w:eastAsia="Times New Roman"/>
+        </w:rPr>
+      </w:pPr>
+      <w:r>
+        <w:rPr>
+          <w:rFonts w:eastAsia="Times New Roman"/>
+        </w:rPr>
+        <w:t>Просмотр каталога и карточек товаров</w:t>
+      </w:r>
+      <w:r>
+        <w:rPr>
+          <w:rFonts w:eastAsia="Times New Roman"/>
+        </w:rPr>
+        <w:t>.</w:t>
+      </w:r>
+    </w:p>
+    <w:p>
+      <w:pPr>
+        <w:pStyle w:val="af1"/>
+        <w:numPr>
+          <w:ilvl w:val="0"/>
+          <w:numId w:val="28"/>
+        </w:numPr>
+        <w:spacing w:after="0" w:afterAutospacing="0"/>
+        <w:ind w:left="0" w:firstLine="709"/>
+        <w:contextualSpacing w:val="0"/>
+        <w:rPr>
+          <w:rFonts w:eastAsia="Times New Roman"/>
+        </w:rPr>
+      </w:pPr>
+      <w:r>
+        <w:rPr>
+          <w:rFonts w:eastAsia="Times New Roman"/>
+        </w:rPr>
+        <w:t>Поиск продукции по категориям</w:t>
+      </w:r>
+      <w:r>
+        <w:rPr>
+          <w:rFonts w:eastAsia="Times New Roman"/>
+        </w:rPr>
+        <w:t>.</w:t>
+      </w:r>
+    </w:p>
+    <w:p>
+      <w:pPr>
+        <w:pStyle w:val="af1"/>
+        <w:numPr>
+          <w:ilvl w:val="0"/>
+          <w:numId w:val="28"/>
+        </w:numPr>
+        <w:spacing w:after="0" w:afterAutospacing="0"/>
+        <w:ind w:left="0" w:firstLine="709"/>
+        <w:contextualSpacing w:val="0"/>
+        <w:rPr>
+          <w:rFonts w:eastAsia="Times New Roman"/>
+        </w:rPr>
+      </w:pPr>
+      <w:r>
+        <w:rPr>
+          <w:rFonts w:eastAsia="Times New Roman"/>
+        </w:rPr>
+        <w:t>Добавление позиций в корзину и управление её содержимым</w:t>
+      </w:r>
+      <w:r>
+        <w:rPr>
+          <w:rFonts w:eastAsia="Times New Roman"/>
+        </w:rPr>
+        <w:t>.</w:t>
+      </w:r>
+    </w:p>
+    <w:p>
+      <w:pPr>
+        <w:pStyle w:val="af1"/>
+        <w:numPr>
+          <w:ilvl w:val="0"/>
+          <w:numId w:val="28"/>
+        </w:numPr>
+        <w:spacing w:after="0" w:afterAutospacing="0"/>
+        <w:ind w:left="0" w:firstLine="709"/>
+        <w:contextualSpacing w:val="0"/>
+        <w:rPr>
+          <w:rFonts w:eastAsia="Times New Roman"/>
+        </w:rPr>
+      </w:pPr>
+      <w:r>
+        <w:rPr>
+          <w:rFonts w:eastAsia="Times New Roman"/>
+        </w:rPr>
+        <w:t>Оформление заказа с указанием контактной информации</w:t>
+      </w:r>
+      <w:r>
+        <w:rPr>
+          <w:rFonts w:eastAsia="Times New Roman"/>
+        </w:rPr>
+        <w:t>.</w:t>
+      </w:r>
+    </w:p>
+    <w:p>
+      <w:pPr>
+        <w:pStyle w:val="af1"/>
+        <w:spacing w:after="0" w:afterAutospacing="0"/>
+        <w:ind w:left="0" w:firstLine="709"/>
+        <w:contextualSpacing w:val="0"/>
+        <w:rPr>
+          <w:rFonts w:eastAsia="Times New Roman"/>
+        </w:rPr>
+      </w:pPr>
+      <w:r>
+        <w:rPr>
+          <w:rFonts w:eastAsia="Times New Roman"/>
+        </w:rPr>
+        <w:t>Для Администратора:</w:t>
+      </w:r>
+    </w:p>
+    <w:p>
+      <w:pPr>
+        <w:pStyle w:val="af1"/>
+        <w:numPr>
+          <w:ilvl w:val="0"/>
+          <w:numId w:val="29"/>
+        </w:numPr>
+        <w:spacing w:after="0" w:afterAutospacing="0"/>
+        <w:ind w:left="0" w:firstLine="709"/>
+        <w:contextualSpacing w:val="0"/>
+        <w:rPr>
+          <w:rFonts w:eastAsia="Times New Roman"/>
+        </w:rPr>
+      </w:pPr>
+      <w:r>
+        <w:rPr>
+          <w:rFonts w:eastAsia="Times New Roman"/>
+        </w:rPr>
+        <w:t>Аутентификация в панели управления;</w:t>
+      </w:r>
+    </w:p>
+    <w:p>
+      <w:pPr>
+        <w:pStyle w:val="af1"/>
+        <w:numPr>
+          <w:ilvl w:val="0"/>
+          <w:numId w:val="29"/>
+        </w:numPr>
+        <w:spacing w:after="0" w:afterAutospacing="0"/>
+        <w:ind w:left="0" w:firstLine="709"/>
+        <w:contextualSpacing w:val="0"/>
+        <w:rPr>
+          <w:rFonts w:eastAsia="Times New Roman"/>
+        </w:rPr>
+      </w:pPr>
+      <w:r>
+        <w:rPr>
+          <w:rFonts w:eastAsia="Times New Roman"/>
+        </w:rPr>
+        <w:t>О</w:t>
+      </w:r>
+      <w:r>
+        <w:rPr>
+          <w:rFonts w:eastAsia="Times New Roman"/>
+        </w:rPr>
+        <w:t>перации с товарами и категориями (создание, редактирование, удаление);</w:t>
+      </w:r>
+    </w:p>
+    <w:p>
+      <w:pPr>
+        <w:pStyle w:val="af1"/>
+        <w:numPr>
+          <w:ilvl w:val="0"/>
+          <w:numId w:val="29"/>
+        </w:numPr>
+        <w:spacing w:after="0" w:afterAutospacing="0"/>
+        <w:ind w:left="0" w:firstLine="709"/>
+        <w:contextualSpacing w:val="0"/>
+        <w:rPr>
+          <w:rFonts w:eastAsia="Times New Roman"/>
+        </w:rPr>
+      </w:pPr>
+      <w:r>
+        <w:rPr>
+          <w:rFonts w:eastAsia="Times New Roman"/>
+        </w:rPr>
+        <w:t>Управление заказами (просмотр, смена статусов, формирование отчётов);</w:t>
+      </w:r>
+    </w:p>
+    <w:p>
+      <w:pPr>
+        <w:pStyle w:val="af1"/>
+        <w:numPr>
+          <w:ilvl w:val="0"/>
+          <w:numId w:val="29"/>
+        </w:numPr>
+        <w:spacing w:after="0" w:afterAutospacing="0"/>
+        <w:ind w:left="0" w:firstLine="709"/>
+        <w:contextualSpacing w:val="0"/>
+        <w:rPr>
+          <w:rFonts w:eastAsia="Times New Roman"/>
+        </w:rPr>
+      </w:pPr>
+      <w:r>
+        <w:rPr>
+          <w:rFonts w:eastAsia="Times New Roman"/>
+        </w:rPr>
+        <w:t>Публикация информационных материалов и новостей.</w:t>
+      </w:r>
+    </w:p>
+    <w:p>
+      <w:pPr>
+        <w:pStyle w:val="af1"/>
+        <w:spacing w:after="0" w:afterAutospacing="0"/>
+        <w:ind w:left="0" w:firstLine="709"/>
+        <w:contextualSpacing w:val="0"/>
+        <w:rPr>
+          <w:rFonts w:eastAsia="Times New Roman"/>
+        </w:rPr>
+      </w:pPr>
+      <w:r>
+        <w:rPr>
+          <w:rFonts w:eastAsia="Times New Roman"/>
+        </w:rPr>
+        <w:t>Взаимосвязи между прецедентами реализованы через отношения &lt;&lt;</w:t>
+      </w:r>
+      <w:proofErr w:type="spellStart"/>
+      <w:r>
+        <w:rPr>
+          <w:rFonts w:eastAsia="Times New Roman"/>
+        </w:rPr>
+        <w:t>include</w:t>
+      </w:r>
+      <w:proofErr w:type="spellEnd"/>
+      <w:r>
+        <w:rPr>
+          <w:rFonts w:eastAsia="Times New Roman"/>
+        </w:rPr>
+        <w:t>&gt;&gt; (например, «Оформление заказа» включает «Валидацию данных» и «Расчёт итоговой суммы»)</w:t>
+      </w:r>
+      <w:r>
+        <w:rPr>
+          <w:rFonts w:eastAsia="Times New Roman"/>
+        </w:rPr>
+        <w:t xml:space="preserve">. </w:t>
+      </w:r>
+      <w:r>
+        <w:rPr>
+          <w:rFonts w:eastAsia="Times New Roman"/>
+        </w:rPr>
+        <w:t>Графическое представление диаграммы размещено в Приложении Б.</w:t>
+      </w:r>
+    </w:p>
+    <w:p>
+      <w:pPr>
+        <w:pStyle w:val="af1"/>
+        <w:numPr>
+          <w:ilvl w:val="2"/>
+          <w:numId w:val="3"/>
+        </w:numPr>
+        <w:spacing w:before="480" w:after="480" w:afterAutospacing="0"/>
+        <w:ind w:left="0" w:firstLine="709"/>
+        <w:contextualSpacing w:val="0"/>
+        <w:outlineLvl w:val="2"/>
+        <w:rPr>
+          <w:rFonts w:eastAsia="Times New Roman"/>
+          <w:lang w:val="en-US"/>
+        </w:rPr>
+      </w:pPr>
+      <w:proofErr w:type="spellStart"/>
+      <w:r>
+        <w:rPr>
+          <w:rFonts w:eastAsia="Times New Roman"/>
+          <w:lang w:val="en-US"/>
+        </w:rPr>
+        <w:t>Диаграмма</w:t>
+      </w:r>
+      <w:proofErr w:type="spellEnd"/>
+      <w:r>
+        <w:rPr>
+          <w:rFonts w:eastAsia="Times New Roman"/>
+          <w:lang w:val="en-US"/>
+        </w:rPr>
+        <w:t xml:space="preserve"> </w:t>
+      </w:r>
+      <w:proofErr w:type="spellStart"/>
+      <w:r>
+        <w:rPr>
+          <w:rFonts w:eastAsia="Times New Roman"/>
+          <w:lang w:val="en-US"/>
+        </w:rPr>
+        <w:t>деятельности</w:t>
+      </w:r>
+      <w:proofErr w:type="spellEnd"/>
+      <w:r>
+        <w:rPr>
+          <w:rFonts w:eastAsia="Times New Roman"/>
+          <w:lang w:val="en-US"/>
+        </w:rPr>
+        <w:t xml:space="preserve"> (Activity Diagram)</w:t>
+      </w:r>
+    </w:p>
+    <w:p>
+      <w:pPr>
+        <w:pStyle w:val="af1"/>
+        <w:spacing w:after="480" w:afterAutospacing="0"/>
+        <w:ind w:left="0" w:firstLine="709"/>
+        <w:contextualSpacing w:val="0"/>
+        <w:rPr>
+          <w:rFonts w:eastAsia="Times New Roman"/>
+          <w:lang w:val="en-US"/>
         </w:rPr>
       </w:pPr>
     </w:p>
@@ -16633,30 +17034,28 @@
         <w:contextualSpacing w:val="0"/>
         <w:outlineLvl w:val="1"/>
       </w:pPr>
-      <w:bookmarkStart w:id="68" w:name="_Toc231244867"/>
-      <w:r>
-        <w:t>Проектирование логической структуры</w:t>
-      </w:r>
+      <w:bookmarkStart w:id="69" w:name="_Toc485105249"/>
+      <w:bookmarkStart w:id="70" w:name="_Toc42336280"/>
+      <w:bookmarkStart w:id="71" w:name="_Toc42962935"/>
+      <w:bookmarkStart w:id="72" w:name="_Toc231851907"/>
       <w:bookmarkEnd w:id="65"/>
       <w:bookmarkEnd w:id="66"/>
       <w:bookmarkEnd w:id="67"/>
-      <w:bookmarkEnd w:id="68"/>
-    </w:p>
-    <w:p>
-      <w:pPr>
-        <w:spacing w:after="0" w:afterAutospacing="0"/>
-        <w:ind w:firstLine="709"/>
-        <w:contextualSpacing w:val="0"/>
-        <w:rPr>
-          <w:rFonts w:eastAsia="Times New Roman"/>
-        </w:rPr>
-      </w:pPr>
-      <w:r>
-        <w:rPr>
-          <w:rFonts w:eastAsia="Times New Roman"/>
-        </w:rPr>
-        <w:t>…………</w:t>
-      </w:r>
+      <w:r>
+        <w:t>Проектирование логической структуры</w:t>
+      </w:r>
+    </w:p>
+    <w:p>
+      <w:pPr>
+        <w:pStyle w:val="af1"/>
+        <w:tabs>
+          <w:tab w:val="left" w:pos="1134"/>
+        </w:tabs>
+        <w:spacing w:before="480" w:after="480" w:afterAutospacing="0"/>
+        <w:ind w:left="709" w:firstLine="0"/>
+        <w:contextualSpacing w:val="0"/>
+        <w:outlineLvl w:val="1"/>
+      </w:pPr>
     </w:p>
     <w:p>
       <w:pPr>
@@ -16673,11 +17072,8 @@
         <w:contextualSpacing w:val="0"/>
         <w:outlineLvl w:val="1"/>
       </w:pPr>
-      <w:bookmarkStart w:id="69" w:name="_Toc485105249"/>
-      <w:bookmarkStart w:id="70" w:name="_Toc42336280"/>
-      <w:bookmarkStart w:id="71" w:name="_Toc42962935"/>
-      <w:bookmarkStart w:id="72" w:name="_Toc231244868"/>
-      <w:r>
+      <w:r>
+        <w:lastRenderedPageBreak/>
         <w:t xml:space="preserve">Разработка базы данных в </w:t>
       </w:r>
       <w:bookmarkEnd w:id="69"/>
@@ -16723,7 +17119,7 @@
       </w:pPr>
       <w:bookmarkStart w:id="73" w:name="_Toc42336281"/>
       <w:bookmarkStart w:id="74" w:name="_Toc42962936"/>
-      <w:bookmarkStart w:id="75" w:name="_Toc231244869"/>
+      <w:bookmarkStart w:id="75" w:name="_Toc231851908"/>
       <w:r>
         <w:t>Разработка пользовательского интерфейса</w:t>
       </w:r>
@@ -16765,7 +17161,7 @@
       <w:bookmarkStart w:id="76" w:name="_Toc485105250"/>
       <w:bookmarkStart w:id="77" w:name="_Toc42336282"/>
       <w:bookmarkStart w:id="78" w:name="_Toc42962937"/>
-      <w:bookmarkStart w:id="79" w:name="_Toc231244870"/>
+      <w:bookmarkStart w:id="79" w:name="_Toc231851909"/>
       <w:r>
         <w:t>Разработка интерфейса</w:t>
       </w:r>
@@ -16810,7 +17206,7 @@
       </w:pPr>
       <w:bookmarkStart w:id="80" w:name="_Toc42336283"/>
       <w:bookmarkStart w:id="81" w:name="_Toc42962938"/>
-      <w:bookmarkStart w:id="82" w:name="_Toc231244871"/>
+      <w:bookmarkStart w:id="82" w:name="_Toc231851910"/>
       <w:r>
         <w:t>Тестирование информационной системы</w:t>
       </w:r>
@@ -16851,35 +17247,13 @@
       </w:pPr>
       <w:bookmarkStart w:id="83" w:name="_Toc42336284"/>
       <w:bookmarkStart w:id="84" w:name="_Toc42962939"/>
-      <w:bookmarkStart w:id="85" w:name="_Toc231244872"/>
-      <w:r>
-        <w:lastRenderedPageBreak/>
+      <w:bookmarkStart w:id="85" w:name="_Toc231851911"/>
+      <w:r>
         <w:t>Руководство пользователя</w:t>
       </w:r>
       <w:bookmarkEnd w:id="83"/>
       <w:bookmarkEnd w:id="84"/>
       <w:bookmarkEnd w:id="85"/>
-    </w:p>
-    <w:p>
-      <w:pPr>
-        <w:pStyle w:val="af1"/>
-        <w:numPr>
-          <w:ilvl w:val="1"/>
-          <w:numId w:val="3"/>
-        </w:numPr>
-        <w:tabs>
-          <w:tab w:val="left" w:pos="1134"/>
-        </w:tabs>
-        <w:spacing w:before="480" w:after="480" w:afterAutospacing="0"/>
-        <w:ind w:left="0" w:firstLine="709"/>
-        <w:contextualSpacing w:val="0"/>
-        <w:outlineLvl w:val="1"/>
-      </w:pPr>
-      <w:bookmarkStart w:id="86" w:name="_Toc231244873"/>
-      <w:r>
-        <w:t>Руководство пользователя</w:t>
-      </w:r>
-      <w:bookmarkEnd w:id="86"/>
     </w:p>
     <w:p>
       <w:pPr>
@@ -16896,15 +17270,15 @@
         <w:contextualSpacing w:val="0"/>
         <w:outlineLvl w:val="2"/>
       </w:pPr>
-      <w:bookmarkStart w:id="87" w:name="_Toc42336285"/>
-      <w:bookmarkStart w:id="88" w:name="_Toc42962940"/>
-      <w:bookmarkStart w:id="89" w:name="_Toc231244874"/>
+      <w:bookmarkStart w:id="86" w:name="_Toc42336285"/>
+      <w:bookmarkStart w:id="87" w:name="_Toc42962940"/>
+      <w:bookmarkStart w:id="88" w:name="_Toc231851912"/>
       <w:r>
         <w:t>Руководство пользователя для клиента</w:t>
       </w:r>
+      <w:bookmarkEnd w:id="86"/>
       <w:bookmarkEnd w:id="87"/>
       <w:bookmarkEnd w:id="88"/>
-      <w:bookmarkEnd w:id="89"/>
     </w:p>
     <w:p>
       <w:pPr>
@@ -16937,13 +17311,13 @@
         <w:contextualSpacing w:val="0"/>
         <w:outlineLvl w:val="2"/>
       </w:pPr>
-      <w:bookmarkStart w:id="90" w:name="_Toc42962941"/>
-      <w:bookmarkStart w:id="91" w:name="_Toc231244875"/>
+      <w:bookmarkStart w:id="89" w:name="_Toc42962941"/>
+      <w:bookmarkStart w:id="90" w:name="_Toc231851913"/>
       <w:r>
         <w:t>Руководство пользователя для администратора</w:t>
       </w:r>
+      <w:bookmarkEnd w:id="89"/>
       <w:bookmarkEnd w:id="90"/>
-      <w:bookmarkEnd w:id="91"/>
     </w:p>
     <w:p>
       <w:pPr>
@@ -16987,11 +17361,11 @@
         <w:jc w:val="center"/>
         <w:outlineLvl w:val="0"/>
       </w:pPr>
-      <w:bookmarkStart w:id="92" w:name="_Toc485105253"/>
-      <w:bookmarkStart w:id="93" w:name="_Toc42336286"/>
-      <w:bookmarkStart w:id="94" w:name="_Toc42962943"/>
-      <w:bookmarkStart w:id="95" w:name="_Toc231244876"/>
-      <w:bookmarkStart w:id="96" w:name="_Hlk230620023"/>
+      <w:bookmarkStart w:id="91" w:name="_Toc485105253"/>
+      <w:bookmarkStart w:id="92" w:name="_Toc42336286"/>
+      <w:bookmarkStart w:id="93" w:name="_Toc42962943"/>
+      <w:bookmarkStart w:id="94" w:name="_Hlk230620023"/>
+      <w:bookmarkStart w:id="95" w:name="_Toc231851914"/>
       <w:r>
         <w:rPr>
           <w:noProof/>
@@ -16999,9 +17373,9 @@
         <w:lastRenderedPageBreak/>
         <w:t>РАСЧЕТ ТРУДОЗАТРАТ НА ВЫПОЛНЕНИЯ ПРОЕКТА</w:t>
       </w:r>
+      <w:bookmarkEnd w:id="91"/>
       <w:bookmarkEnd w:id="92"/>
       <w:bookmarkEnd w:id="93"/>
-      <w:bookmarkEnd w:id="94"/>
       <w:bookmarkEnd w:id="95"/>
     </w:p>
     <w:p>
@@ -17021,16 +17395,16 @@
           <w:color w:val="000000"/>
         </w:rPr>
       </w:pPr>
-      <w:bookmarkStart w:id="97" w:name="_Toc231244877"/>
+      <w:bookmarkStart w:id="96" w:name="_Toc231851915"/>
+      <w:bookmarkEnd w:id="94"/>
+      <w:r>
+        <w:rPr>
+          <w:rFonts w:eastAsia="Times New Roman"/>
+          <w:color w:val="000000"/>
+        </w:rPr>
+        <w:t>Общие сведения</w:t>
+      </w:r>
       <w:bookmarkEnd w:id="96"/>
-      <w:r>
-        <w:rPr>
-          <w:rFonts w:eastAsia="Times New Roman"/>
-          <w:color w:val="000000"/>
-        </w:rPr>
-        <w:t>Общие сведения</w:t>
-      </w:r>
-      <w:bookmarkEnd w:id="97"/>
     </w:p>
     <w:p>
       <w:pPr>
@@ -17434,7 +17808,7 @@
           <w:color w:val="000000"/>
         </w:rPr>
       </w:pPr>
-      <w:bookmarkStart w:id="98" w:name="_Toc231244878"/>
+      <w:bookmarkStart w:id="97" w:name="_Toc231851916"/>
       <w:r>
         <w:rPr>
           <w:rFonts w:eastAsia="Times New Roman"/>
@@ -17456,7 +17830,7 @@
         </w:rPr>
         <w:t>себестоимости разработки</w:t>
       </w:r>
-      <w:bookmarkEnd w:id="98"/>
+      <w:bookmarkEnd w:id="97"/>
     </w:p>
     <w:p>
       <w:pPr>
@@ -17475,7 +17849,7 @@
           <w:color w:val="000000"/>
         </w:rPr>
       </w:pPr>
-      <w:bookmarkStart w:id="99" w:name="_Toc231244879"/>
+      <w:bookmarkStart w:id="98" w:name="_Toc231851917"/>
       <w:r>
         <w:rPr>
           <w:rFonts w:eastAsia="Times New Roman"/>
@@ -17483,7 +17857,7 @@
         </w:rPr>
         <w:t>Расчет трудоемкости</w:t>
       </w:r>
-      <w:bookmarkEnd w:id="99"/>
+      <w:bookmarkEnd w:id="98"/>
     </w:p>
     <w:p>
       <w:pPr>
@@ -19118,7 +19492,7 @@
           <w:color w:val="000000"/>
         </w:rPr>
       </w:pPr>
-      <w:bookmarkStart w:id="100" w:name="_Toc231244880"/>
+      <w:bookmarkStart w:id="99" w:name="_Toc231851918"/>
       <w:r>
         <w:rPr>
           <w:rFonts w:eastAsia="Times New Roman"/>
@@ -19154,7 +19528,7 @@
         </w:rPr>
         <w:t>и оборотных фондов</w:t>
       </w:r>
-      <w:bookmarkEnd w:id="100"/>
+      <w:bookmarkEnd w:id="99"/>
     </w:p>
     <w:p>
       <w:pPr>
@@ -19862,7 +20236,7 @@
           <w:color w:val="000000"/>
         </w:rPr>
       </w:pPr>
-      <w:bookmarkStart w:id="101" w:name="_Toc231244881"/>
+      <w:bookmarkStart w:id="100" w:name="_Toc231851919"/>
       <w:r>
         <w:rPr>
           <w:rFonts w:eastAsia="Times New Roman"/>
@@ -19885,7 +20259,7 @@
         </w:rPr>
         <w:t>амортизации основных средств</w:t>
       </w:r>
-      <w:bookmarkEnd w:id="101"/>
+      <w:bookmarkEnd w:id="100"/>
     </w:p>
     <w:p>
       <w:pPr>
@@ -21194,7 +21568,7 @@
           <w:color w:val="000000"/>
         </w:rPr>
       </w:pPr>
-      <w:bookmarkStart w:id="102" w:name="_Toc231244882"/>
+      <w:bookmarkStart w:id="101" w:name="_Toc231851920"/>
       <w:r>
         <w:rPr>
           <w:rFonts w:eastAsia="Times New Roman"/>
@@ -21217,7 +21591,7 @@
         </w:rPr>
         <w:t>затрат на электроэнергию</w:t>
       </w:r>
-      <w:bookmarkEnd w:id="102"/>
+      <w:bookmarkEnd w:id="101"/>
     </w:p>
     <w:p>
       <w:pPr>
@@ -22577,7 +22951,7 @@
           <w:color w:val="000000"/>
         </w:rPr>
       </w:pPr>
-      <w:bookmarkStart w:id="103" w:name="_Toc231244883"/>
+      <w:bookmarkStart w:id="102" w:name="_Toc231851921"/>
       <w:r>
         <w:rPr>
           <w:rFonts w:eastAsia="Times New Roman"/>
@@ -22599,7 +22973,7 @@
         </w:rPr>
         <w:t>заработной платы сотрудника</w:t>
       </w:r>
-      <w:bookmarkEnd w:id="103"/>
+      <w:bookmarkEnd w:id="102"/>
     </w:p>
     <w:p>
       <w:pPr>
@@ -23800,7 +24174,7 @@
           <w:color w:val="000000"/>
         </w:rPr>
       </w:pPr>
-      <w:bookmarkStart w:id="104" w:name="_Toc231244884"/>
+      <w:bookmarkStart w:id="103" w:name="_Toc231851922"/>
       <w:r>
         <w:rPr>
           <w:rFonts w:eastAsia="Times New Roman"/>
@@ -23822,7 +24196,7 @@
         </w:rPr>
         <w:t>калькуляции</w:t>
       </w:r>
-      <w:bookmarkEnd w:id="104"/>
+      <w:bookmarkEnd w:id="103"/>
     </w:p>
     <w:p>
       <w:pPr>
@@ -24877,7 +25251,7 @@
           <w:color w:val="000000"/>
         </w:rPr>
       </w:pPr>
-      <w:bookmarkStart w:id="105" w:name="_Toc231244885"/>
+      <w:bookmarkStart w:id="104" w:name="_Toc231851923"/>
       <w:r>
         <w:rPr>
           <w:rFonts w:eastAsia="Times New Roman"/>
@@ -24899,7 +25273,7 @@
         </w:rPr>
         <w:t xml:space="preserve"> стоимости проекта</w:t>
       </w:r>
-      <w:bookmarkEnd w:id="105"/>
+      <w:bookmarkEnd w:id="104"/>
     </w:p>
     <w:p>
       <w:pPr>
@@ -28408,10 +28782,10 @@
           <w:noProof/>
         </w:rPr>
       </w:pPr>
-      <w:bookmarkStart w:id="106" w:name="_Toc485105258"/>
-      <w:bookmarkStart w:id="107" w:name="_Toc42336292"/>
-      <w:bookmarkStart w:id="108" w:name="_Toc42962949"/>
-      <w:bookmarkStart w:id="109" w:name="_Toc231244886"/>
+      <w:bookmarkStart w:id="105" w:name="_Toc485105258"/>
+      <w:bookmarkStart w:id="106" w:name="_Toc42336292"/>
+      <w:bookmarkStart w:id="107" w:name="_Toc42962949"/>
+      <w:bookmarkStart w:id="108" w:name="_Toc231851924"/>
       <w:r>
         <w:rPr>
           <w:noProof/>
@@ -28419,10 +28793,10 @@
         <w:lastRenderedPageBreak/>
         <w:t>ОХРАНА ТРУДА И ТЕХНИКА БЕЗОПАСНОСТИ</w:t>
       </w:r>
+      <w:bookmarkEnd w:id="105"/>
       <w:bookmarkEnd w:id="106"/>
       <w:bookmarkEnd w:id="107"/>
       <w:bookmarkEnd w:id="108"/>
-      <w:bookmarkEnd w:id="109"/>
     </w:p>
     <w:p>
       <w:pPr>
@@ -28503,15 +28877,15 @@
         <w:contextualSpacing w:val="0"/>
         <w:outlineLvl w:val="1"/>
       </w:pPr>
-      <w:bookmarkStart w:id="110" w:name="_Toc42336293"/>
-      <w:bookmarkStart w:id="111" w:name="_Toc42962950"/>
-      <w:bookmarkStart w:id="112" w:name="_Toc231244887"/>
+      <w:bookmarkStart w:id="109" w:name="_Toc42336293"/>
+      <w:bookmarkStart w:id="110" w:name="_Toc42962950"/>
+      <w:bookmarkStart w:id="111" w:name="_Toc231851925"/>
       <w:r>
         <w:t>Требования к помещениям при работе за компьютером</w:t>
       </w:r>
+      <w:bookmarkEnd w:id="109"/>
       <w:bookmarkEnd w:id="110"/>
       <w:bookmarkEnd w:id="111"/>
-      <w:bookmarkEnd w:id="112"/>
     </w:p>
     <w:p>
       <w:pPr>
@@ -28718,15 +29092,15 @@
         <w:contextualSpacing w:val="0"/>
         <w:outlineLvl w:val="1"/>
       </w:pPr>
-      <w:bookmarkStart w:id="113" w:name="_Toc42336294"/>
-      <w:bookmarkStart w:id="114" w:name="_Toc42962951"/>
-      <w:bookmarkStart w:id="115" w:name="_Toc231244888"/>
+      <w:bookmarkStart w:id="112" w:name="_Toc42336294"/>
+      <w:bookmarkStart w:id="113" w:name="_Toc42962951"/>
+      <w:bookmarkStart w:id="114" w:name="_Toc231851926"/>
       <w:r>
         <w:t>Требования к освещению помещений и рабочих мест</w:t>
       </w:r>
+      <w:bookmarkEnd w:id="112"/>
       <w:bookmarkEnd w:id="113"/>
       <w:bookmarkEnd w:id="114"/>
-      <w:bookmarkEnd w:id="115"/>
     </w:p>
     <w:p>
       <w:pPr>
@@ -28853,15 +29227,15 @@
         <w:contextualSpacing w:val="0"/>
         <w:outlineLvl w:val="1"/>
       </w:pPr>
-      <w:bookmarkStart w:id="116" w:name="_Toc42336295"/>
-      <w:bookmarkStart w:id="117" w:name="_Toc42962952"/>
-      <w:bookmarkStart w:id="118" w:name="_Toc231244889"/>
+      <w:bookmarkStart w:id="115" w:name="_Toc42336295"/>
+      <w:bookmarkStart w:id="116" w:name="_Toc42962952"/>
+      <w:bookmarkStart w:id="117" w:name="_Toc231851927"/>
       <w:r>
         <w:t>Требования к шуму и вибрации в помещениях</w:t>
       </w:r>
+      <w:bookmarkEnd w:id="115"/>
       <w:bookmarkEnd w:id="116"/>
       <w:bookmarkEnd w:id="117"/>
-      <w:bookmarkEnd w:id="118"/>
     </w:p>
     <w:p>
       <w:pPr>
@@ -29045,15 +29419,15 @@
         <w:contextualSpacing w:val="0"/>
         <w:outlineLvl w:val="1"/>
       </w:pPr>
-      <w:bookmarkStart w:id="119" w:name="_Toc42336296"/>
-      <w:bookmarkStart w:id="120" w:name="_Toc42962953"/>
-      <w:bookmarkStart w:id="121" w:name="_Toc231244890"/>
+      <w:bookmarkStart w:id="118" w:name="_Toc42336296"/>
+      <w:bookmarkStart w:id="119" w:name="_Toc42962953"/>
+      <w:bookmarkStart w:id="120" w:name="_Toc231851928"/>
       <w:r>
         <w:t>Требования к организации и оборудованию рабочих мест</w:t>
       </w:r>
+      <w:bookmarkEnd w:id="118"/>
       <w:bookmarkEnd w:id="119"/>
       <w:bookmarkEnd w:id="120"/>
-      <w:bookmarkEnd w:id="121"/>
     </w:p>
     <w:p>
       <w:pPr>
@@ -29797,15 +30171,15 @@
         <w:contextualSpacing w:val="0"/>
         <w:outlineLvl w:val="1"/>
       </w:pPr>
-      <w:bookmarkStart w:id="122" w:name="_Toc42336297"/>
-      <w:bookmarkStart w:id="123" w:name="_Toc42962954"/>
-      <w:bookmarkStart w:id="124" w:name="_Toc231244891"/>
+      <w:bookmarkStart w:id="121" w:name="_Toc42336297"/>
+      <w:bookmarkStart w:id="122" w:name="_Toc42962954"/>
+      <w:bookmarkStart w:id="123" w:name="_Toc231851929"/>
       <w:r>
         <w:t>Режим труда и отдыха при работе с компьютером</w:t>
       </w:r>
+      <w:bookmarkEnd w:id="121"/>
       <w:bookmarkEnd w:id="122"/>
       <w:bookmarkEnd w:id="123"/>
-      <w:bookmarkEnd w:id="124"/>
     </w:p>
     <w:p>
       <w:pPr>
@@ -31320,7 +31694,7 @@
           <w:szCs w:val="28"/>
         </w:rPr>
       </w:pPr>
-      <w:bookmarkStart w:id="125" w:name="_Toc231244892"/>
+      <w:bookmarkStart w:id="124" w:name="_Toc231851930"/>
       <w:r>
         <w:rPr>
           <w:szCs w:val="28"/>
@@ -31328,7 +31702,7 @@
         <w:lastRenderedPageBreak/>
         <w:t>ЗАКЛЮЧЕНИЕ</w:t>
       </w:r>
-      <w:bookmarkEnd w:id="125"/>
+      <w:bookmarkEnd w:id="124"/>
     </w:p>
     <w:p>
       <w:pPr>
@@ -31535,19 +31909,7 @@
           <w:szCs w:val="28"/>
         </w:rPr>
         <w:lastRenderedPageBreak/>
-        <w:t xml:space="preserve">Несмотря на </w:t>
-      </w:r>
-      <w:r>
-        <w:rPr>
-          <w:szCs w:val="28"/>
-        </w:rPr>
-        <w:t>то,</w:t>
-      </w:r>
-      <w:r>
-        <w:rPr>
-          <w:szCs w:val="28"/>
-        </w:rPr>
-        <w:t xml:space="preserve"> что поставленные задачи выполнены в полном объёме, разработанная система обладает значительным потенциалом для дальнейшего развития.</w:t>
+        <w:t>Несмотря на то, что поставленные задачи выполнены в полном объёме, разработанная система обладает значительным потенциалом для дальнейшего развития.</w:t>
       </w:r>
     </w:p>
     <w:p>
@@ -31593,7 +31955,7 @@
           <w:szCs w:val="28"/>
         </w:rPr>
       </w:pPr>
-      <w:bookmarkStart w:id="126" w:name="_Toc231244893"/>
+      <w:bookmarkStart w:id="125" w:name="_Toc231851931"/>
       <w:r>
         <w:rPr>
           <w:szCs w:val="28"/>
@@ -31607,7 +31969,7 @@
         </w:rPr>
         <w:t xml:space="preserve"> ИСТОЧНИКОВ</w:t>
       </w:r>
-      <w:bookmarkEnd w:id="126"/>
+      <w:bookmarkEnd w:id="125"/>
     </w:p>
     <w:p>
       <w:pPr>
@@ -33477,76 +33839,32 @@
         <w:spacing w:after="0" w:afterAutospacing="0"/>
         <w:ind w:left="0" w:firstLine="709"/>
         <w:contextualSpacing w:val="0"/>
+      </w:pPr>
+      <w:r>
         <w:rPr>
           <w:rStyle w:val="af8"/>
           <w:color w:val="auto"/>
           <w:u w:val="none"/>
         </w:rPr>
-      </w:pPr>
+        <w:t xml:space="preserve">Официальный сайт Mozilla Developer Network (MDN Web </w:t>
+      </w:r>
+      <w:proofErr w:type="spellStart"/>
       <w:r>
         <w:rPr>
           <w:rStyle w:val="af8"/>
           <w:color w:val="auto"/>
           <w:u w:val="none"/>
         </w:rPr>
-        <w:t xml:space="preserve">Официальный сайт Mozilla Developer Network (MDN Web </w:t>
-      </w:r>
-      <w:proofErr w:type="spellStart"/>
+        <w:t>Docs</w:t>
+      </w:r>
+      <w:proofErr w:type="spellEnd"/>
       <w:r>
         <w:rPr>
           <w:rStyle w:val="af8"/>
           <w:color w:val="auto"/>
           <w:u w:val="none"/>
         </w:rPr>
-        <w:t>Docs</w:t>
-      </w:r>
-      <w:proofErr w:type="spellEnd"/>
-      <w:r>
-        <w:rPr>
-          <w:rStyle w:val="af8"/>
-          <w:color w:val="auto"/>
-          <w:u w:val="none"/>
-        </w:rPr>
         <w:t>) [Электронный ресурс]: – режим доступа: https://developer.mozilla.org/ru/ (дата обращения: 15.05.2026).</w:t>
-      </w:r>
-    </w:p>
-    <w:p>
-      <w:pPr>
-        <w:pStyle w:val="af1"/>
-        <w:numPr>
-          <w:ilvl w:val="0"/>
-          <w:numId w:val="2"/>
-        </w:numPr>
-        <w:spacing w:after="0" w:afterAutospacing="0"/>
-        <w:ind w:left="0" w:firstLine="709"/>
-        <w:contextualSpacing w:val="0"/>
-      </w:pPr>
-      <w:r>
-        <w:rPr>
-          <w:rStyle w:val="af8"/>
-          <w:color w:val="auto"/>
-          <w:u w:val="none"/>
-        </w:rPr>
-        <w:lastRenderedPageBreak/>
-        <w:t xml:space="preserve">Официальная документация </w:t>
-      </w:r>
-      <w:proofErr w:type="spellStart"/>
-      <w:r>
-        <w:rPr>
-          <w:rStyle w:val="af8"/>
-          <w:color w:val="auto"/>
-          <w:u w:val="none"/>
-        </w:rPr>
-        <w:t>React</w:t>
-      </w:r>
-      <w:proofErr w:type="spellEnd"/>
-      <w:r>
-        <w:rPr>
-          <w:rStyle w:val="af8"/>
-          <w:color w:val="auto"/>
-          <w:u w:val="none"/>
-        </w:rPr>
-        <w:t xml:space="preserve"> [Электронный ресурс]: – режим доступа: https://react.dev/ (дата обращения: 20.05.2026).</w:t>
       </w:r>
       <w:r>
         <w:rPr>
@@ -33566,8 +33884,8 @@
           <w:szCs w:val="28"/>
         </w:rPr>
       </w:pPr>
-      <w:bookmarkStart w:id="127" w:name="_Toc509502560"/>
-      <w:bookmarkStart w:id="128" w:name="_Toc231244894"/>
+      <w:bookmarkStart w:id="126" w:name="_Toc509502560"/>
+      <w:bookmarkStart w:id="127" w:name="_Toc231851932"/>
       <w:r>
         <w:rPr>
           <w:szCs w:val="28"/>
@@ -33575,8 +33893,8 @@
         <w:lastRenderedPageBreak/>
         <w:t>ПРИЛОЖЕНИЯ</w:t>
       </w:r>
+      <w:bookmarkEnd w:id="126"/>
       <w:bookmarkEnd w:id="127"/>
-      <w:bookmarkEnd w:id="128"/>
     </w:p>
     <w:p>
       <w:pPr>
@@ -33589,15 +33907,15 @@
           <w:szCs w:val="28"/>
         </w:rPr>
       </w:pPr>
-      <w:bookmarkStart w:id="129" w:name="_Toc509502561"/>
-      <w:bookmarkStart w:id="130" w:name="_Toc231244895"/>
+      <w:bookmarkStart w:id="128" w:name="_Toc509502561"/>
+      <w:bookmarkStart w:id="129" w:name="_Toc231851933"/>
       <w:r>
         <w:rPr>
           <w:szCs w:val="28"/>
         </w:rPr>
         <w:t>Приложение А</w:t>
       </w:r>
-      <w:bookmarkEnd w:id="129"/>
+      <w:bookmarkEnd w:id="128"/>
       <w:r>
         <w:rPr>
           <w:szCs w:val="28"/>
@@ -33617,7 +33935,7 @@
         <w:br/>
         <w:t>Название</w:t>
       </w:r>
-      <w:bookmarkEnd w:id="130"/>
+      <w:bookmarkEnd w:id="129"/>
     </w:p>
     <w:p>
       <w:pPr>
@@ -34303,11 +34621,176 @@
         <w:spacing w:after="0" w:afterAutospacing="0" w:line="240" w:lineRule="auto"/>
         <w:ind w:firstLine="0"/>
         <w:contextualSpacing w:val="0"/>
-      </w:pPr>
+        <w:rPr>
+          <w:lang w:val="en-US"/>
+        </w:rPr>
+      </w:pPr>
+    </w:p>
+    <w:p>
+      <w:pPr>
+        <w:spacing w:after="0" w:afterAutospacing="0" w:line="240" w:lineRule="auto"/>
+        <w:ind w:firstLine="0"/>
+        <w:contextualSpacing w:val="0"/>
+        <w:rPr>
+          <w:lang w:val="en-US"/>
+        </w:rPr>
+      </w:pPr>
+      <w:r>
+        <w:rPr>
+          <w:lang w:val="en-US"/>
+        </w:rPr>
+        <w:br w:type="page"/>
+      </w:r>
+    </w:p>
+    <w:p>
+      <w:pPr>
+        <w:spacing w:before="480" w:after="0" w:afterAutospacing="0"/>
+        <w:ind w:firstLine="709"/>
+        <w:contextualSpacing w:val="0"/>
+        <w:jc w:val="center"/>
+        <w:outlineLvl w:val="1"/>
+        <w:rPr>
+          <w:szCs w:val="28"/>
+        </w:rPr>
+      </w:pPr>
+      <w:bookmarkStart w:id="130" w:name="_Toc231851934"/>
+      <w:r>
+        <w:rPr>
+          <w:szCs w:val="28"/>
+        </w:rPr>
+        <w:lastRenderedPageBreak/>
+        <w:t xml:space="preserve">Приложение </w:t>
+      </w:r>
+      <w:r>
+        <w:rPr>
+          <w:szCs w:val="28"/>
+        </w:rPr>
+        <w:t>Б</w:t>
+      </w:r>
+      <w:r>
+        <w:rPr>
+          <w:szCs w:val="28"/>
+        </w:rPr>
+        <w:br/>
+        <w:t>(справочное)</w:t>
+      </w:r>
+      <w:r>
+        <w:rPr>
+          <w:szCs w:val="28"/>
+        </w:rPr>
+        <w:br/>
+      </w:r>
+      <w:r>
+        <w:rPr>
+          <w:szCs w:val="28"/>
+        </w:rPr>
+        <w:t>Диаграмма вариантов использования</w:t>
+      </w:r>
+      <w:bookmarkEnd w:id="130"/>
+    </w:p>
+    <w:p>
+      <w:pPr>
+        <w:spacing w:before="480" w:after="480" w:afterAutospacing="0"/>
+        <w:ind w:firstLine="709"/>
+        <w:contextualSpacing w:val="0"/>
+        <w:jc w:val="center"/>
+        <w:rPr>
+          <w:szCs w:val="28"/>
+        </w:rPr>
+      </w:pPr>
+      <w:r>
+        <w:rPr>
+          <w:szCs w:val="28"/>
+        </w:rPr>
+        <w:t>Рисунок</w:t>
+      </w:r>
+      <w:r>
+        <w:rPr>
+          <w:szCs w:val="28"/>
+        </w:rPr>
+        <w:t xml:space="preserve"> </w:t>
+      </w:r>
+      <w:r>
+        <w:rPr>
+          <w:szCs w:val="28"/>
+        </w:rPr>
+        <w:t>Б</w:t>
+      </w:r>
+      <w:r>
+        <w:rPr>
+          <w:szCs w:val="28"/>
+        </w:rPr>
+        <w:t xml:space="preserve">.1 </w:t>
+      </w:r>
+      <w:r>
+        <w:rPr>
+          <w:szCs w:val="28"/>
+        </w:rPr>
+        <w:t xml:space="preserve">– </w:t>
+      </w:r>
+      <w:r>
+        <w:rPr>
+          <w:szCs w:val="28"/>
+        </w:rPr>
+        <w:t>Диаграмма вариантов использования</w:t>
+      </w:r>
+    </w:p>
+    <w:p>
+      <w:pPr>
+        <w:spacing w:after="0" w:afterAutospacing="0" w:line="240" w:lineRule="auto"/>
+        <w:ind w:firstLine="0"/>
+        <w:contextualSpacing w:val="0"/>
+      </w:pPr>
+      <w:r>
+        <w:rPr>
+          <w:noProof/>
+        </w:rPr>
+        <w:drawing>
+          <wp:inline distT="0" distB="0" distL="0" distR="0" wp14:anchorId="26E6C85F" wp14:editId="52512418">
+            <wp:extent cx="6132652" cy="4599161"/>
+            <wp:effectExtent l="0" t="0" r="1905" b="0"/>
+            <wp:docPr id="1447500485" name="Рисунок 64"/>
+            <wp:cNvGraphicFramePr>
+              <a:graphicFrameLocks xmlns:a="http://schemas.openxmlformats.org/drawingml/2006/main" noChangeAspect="1"/>
+            </wp:cNvGraphicFramePr>
+            <a:graphic xmlns:a="http://schemas.openxmlformats.org/drawingml/2006/main">
+              <a:graphicData uri="http://schemas.openxmlformats.org/drawingml/2006/picture">
+                <pic:pic xmlns:pic="http://schemas.openxmlformats.org/drawingml/2006/picture">
+                  <pic:nvPicPr>
+                    <pic:cNvPr id="1447500485" name="Рисунок 1447500485"/>
+                    <pic:cNvPicPr/>
+                  </pic:nvPicPr>
+                  <pic:blipFill>
+                    <a:blip r:embed="rId10">
+                      <a:extLst>
+                        <a:ext uri="{28A0092B-C50C-407E-A947-70E740481C1C}">
+                          <a14:useLocalDpi xmlns:a14="http://schemas.microsoft.com/office/drawing/2010/main" val="0"/>
+                        </a:ext>
+                      </a:extLst>
+                    </a:blip>
+                    <a:stretch>
+                      <a:fillRect/>
+                    </a:stretch>
+                  </pic:blipFill>
+                  <pic:spPr>
+                    <a:xfrm>
+                      <a:off x="0" y="0"/>
+                      <a:ext cx="6137135" cy="4602523"/>
+                    </a:xfrm>
+                    <a:prstGeom prst="rect">
+                      <a:avLst/>
+                    </a:prstGeom>
+                  </pic:spPr>
+                </pic:pic>
+              </a:graphicData>
+            </a:graphic>
+          </wp:inline>
+        </w:drawing>
+      </w:r>
     </w:p>
     <w:sectPr>
-      <w:headerReference w:type="default" r:id="rId10"/>
-      <w:footerReference w:type="default" r:id="rId11"/>
+      <w:headerReference w:type="default" r:id="rId11"/>
+      <w:footerReference w:type="default" r:id="rId12"/>
       <w:pgSz w:w="11906" w:h="16838"/>
       <w:pgMar w:top="1134" w:right="851" w:bottom="1134" w:left="1701" w:header="709" w:footer="709" w:gutter="0"/>
       <w:pgNumType w:start="4"/>
@@ -39532,6 +40015,120 @@
     </w:lvl>
   </w:abstractNum>
   <w:abstractNum w:abstractNumId="1" w15:restartNumberingAfterBreak="0">
+    <w:nsid w:val="04F67346"/>
+    <w:multiLevelType w:val="hybridMultilevel"/>
+    <w:tmpl w:val="114E579C"/>
+    <w:lvl w:ilvl="0" w:tplc="7AE29AC2">
+      <w:start w:val="1"/>
+      <w:numFmt w:val="bullet"/>
+      <w:suff w:val="space"/>
+      <w:lvlText w:val="–"/>
+      <w:lvlJc w:val="left"/>
+      <w:pPr>
+        <w:ind w:left="2138" w:hanging="360"/>
+      </w:pPr>
+      <w:rPr>
+        <w:rFonts w:ascii="Times New Roman" w:hAnsi="Times New Roman" w:cs="Times New Roman" w:hint="default"/>
+      </w:rPr>
+    </w:lvl>
+    <w:lvl w:ilvl="1" w:tplc="04190003" w:tentative="1">
+      <w:start w:val="1"/>
+      <w:numFmt w:val="bullet"/>
+      <w:lvlText w:val="o"/>
+      <w:lvlJc w:val="left"/>
+      <w:pPr>
+        <w:ind w:left="2149" w:hanging="360"/>
+      </w:pPr>
+      <w:rPr>
+        <w:rFonts w:ascii="Courier New" w:hAnsi="Courier New" w:cs="Courier New" w:hint="default"/>
+      </w:rPr>
+    </w:lvl>
+    <w:lvl w:ilvl="2" w:tplc="04190005" w:tentative="1">
+      <w:start w:val="1"/>
+      <w:numFmt w:val="bullet"/>
+      <w:lvlText w:val=""/>
+      <w:lvlJc w:val="left"/>
+      <w:pPr>
+        <w:ind w:left="2869" w:hanging="360"/>
+      </w:pPr>
+      <w:rPr>
+        <w:rFonts w:ascii="Wingdings" w:hAnsi="Wingdings" w:hint="default"/>
+      </w:rPr>
+    </w:lvl>
+    <w:lvl w:ilvl="3" w:tplc="04190001" w:tentative="1">
+      <w:start w:val="1"/>
+      <w:numFmt w:val="bullet"/>
+      <w:lvlText w:val=""/>
+      <w:lvlJc w:val="left"/>
+      <w:pPr>
+        <w:ind w:left="3589" w:hanging="360"/>
+      </w:pPr>
+      <w:rPr>
+        <w:rFonts w:ascii="Symbol" w:hAnsi="Symbol" w:hint="default"/>
+      </w:rPr>
+    </w:lvl>
+    <w:lvl w:ilvl="4" w:tplc="04190003" w:tentative="1">
+      <w:start w:val="1"/>
+      <w:numFmt w:val="bullet"/>
+      <w:lvlText w:val="o"/>
+      <w:lvlJc w:val="left"/>
+      <w:pPr>
+        <w:ind w:left="4309" w:hanging="360"/>
+      </w:pPr>
+      <w:rPr>
+        <w:rFonts w:ascii="Courier New" w:hAnsi="Courier New" w:cs="Courier New" w:hint="default"/>
+      </w:rPr>
+    </w:lvl>
+    <w:lvl w:ilvl="5" w:tplc="04190005" w:tentative="1">
+      <w:start w:val="1"/>
+      <w:numFmt w:val="bullet"/>
+      <w:lvlText w:val=""/>
+      <w:lvlJc w:val="left"/>
+      <w:pPr>
+        <w:ind w:left="5029" w:hanging="360"/>
+      </w:pPr>
+      <w:rPr>
+        <w:rFonts w:ascii="Wingdings" w:hAnsi="Wingdings" w:hint="default"/>
+      </w:rPr>
+    </w:lvl>
+    <w:lvl w:ilvl="6" w:tplc="04190001" w:tentative="1">
+      <w:start w:val="1"/>
+      <w:numFmt w:val="bullet"/>
+      <w:lvlText w:val=""/>
+      <w:lvlJc w:val="left"/>
+      <w:pPr>
+        <w:ind w:left="5749" w:hanging="360"/>
+      </w:pPr>
+      <w:rPr>
+        <w:rFonts w:ascii="Symbol" w:hAnsi="Symbol" w:hint="default"/>
+      </w:rPr>
+    </w:lvl>
+    <w:lvl w:ilvl="7" w:tplc="04190003" w:tentative="1">
+      <w:start w:val="1"/>
+      <w:numFmt w:val="bullet"/>
+      <w:lvlText w:val="o"/>
+      <w:lvlJc w:val="left"/>
+      <w:pPr>
+        <w:ind w:left="6469" w:hanging="360"/>
+      </w:pPr>
+      <w:rPr>
+        <w:rFonts w:ascii="Courier New" w:hAnsi="Courier New" w:cs="Courier New" w:hint="default"/>
+      </w:rPr>
+    </w:lvl>
+    <w:lvl w:ilvl="8" w:tplc="04190005" w:tentative="1">
+      <w:start w:val="1"/>
+      <w:numFmt w:val="bullet"/>
+      <w:lvlText w:val=""/>
+      <w:lvlJc w:val="left"/>
+      <w:pPr>
+        <w:ind w:left="7189" w:hanging="360"/>
+      </w:pPr>
+      <w:rPr>
+        <w:rFonts w:ascii="Wingdings" w:hAnsi="Wingdings" w:hint="default"/>
+      </w:rPr>
+    </w:lvl>
+  </w:abstractNum>
+  <w:abstractNum w:abstractNumId="2" w15:restartNumberingAfterBreak="0">
     <w:nsid w:val="062F77B4"/>
     <w:multiLevelType w:val="hybridMultilevel"/>
     <w:tmpl w:val="EB2EC56C"/>
@@ -39621,7 +40218,7 @@
       </w:pPr>
     </w:lvl>
   </w:abstractNum>
-  <w:abstractNum w:abstractNumId="2" w15:restartNumberingAfterBreak="0">
+  <w:abstractNum w:abstractNumId="3" w15:restartNumberingAfterBreak="0">
     <w:nsid w:val="0F956773"/>
     <w:multiLevelType w:val="hybridMultilevel"/>
     <w:tmpl w:val="982E9456"/>
@@ -39711,7 +40308,7 @@
       </w:pPr>
     </w:lvl>
   </w:abstractNum>
-  <w:abstractNum w:abstractNumId="3" w15:restartNumberingAfterBreak="0">
+  <w:abstractNum w:abstractNumId="4" w15:restartNumberingAfterBreak="0">
     <w:nsid w:val="108B6737"/>
     <w:multiLevelType w:val="multilevel"/>
     <w:tmpl w:val="711A93CE"/>
@@ -39828,7 +40425,207 @@
       </w:rPr>
     </w:lvl>
   </w:abstractNum>
-  <w:abstractNum w:abstractNumId="4" w15:restartNumberingAfterBreak="0">
+  <w:abstractNum w:abstractNumId="5" w15:restartNumberingAfterBreak="0">
+    <w:nsid w:val="111747CD"/>
+    <w:multiLevelType w:val="hybridMultilevel"/>
+    <w:tmpl w:val="DEFE5364"/>
+    <w:lvl w:ilvl="0" w:tplc="7AE29AC2">
+      <w:start w:val="1"/>
+      <w:numFmt w:val="bullet"/>
+      <w:suff w:val="space"/>
+      <w:lvlText w:val="–"/>
+      <w:lvlJc w:val="left"/>
+      <w:pPr>
+        <w:ind w:left="1429" w:hanging="360"/>
+      </w:pPr>
+      <w:rPr>
+        <w:rFonts w:ascii="Times New Roman" w:hAnsi="Times New Roman" w:cs="Times New Roman" w:hint="default"/>
+      </w:rPr>
+    </w:lvl>
+    <w:lvl w:ilvl="1" w:tplc="04190003" w:tentative="1">
+      <w:start w:val="1"/>
+      <w:numFmt w:val="bullet"/>
+      <w:lvlText w:val="o"/>
+      <w:lvlJc w:val="left"/>
+      <w:pPr>
+        <w:ind w:left="2149" w:hanging="360"/>
+      </w:pPr>
+      <w:rPr>
+        <w:rFonts w:ascii="Courier New" w:hAnsi="Courier New" w:cs="Courier New" w:hint="default"/>
+      </w:rPr>
+    </w:lvl>
+    <w:lvl w:ilvl="2" w:tplc="04190005" w:tentative="1">
+      <w:start w:val="1"/>
+      <w:numFmt w:val="bullet"/>
+      <w:lvlText w:val=""/>
+      <w:lvlJc w:val="left"/>
+      <w:pPr>
+        <w:ind w:left="2869" w:hanging="360"/>
+      </w:pPr>
+      <w:rPr>
+        <w:rFonts w:ascii="Wingdings" w:hAnsi="Wingdings" w:hint="default"/>
+      </w:rPr>
+    </w:lvl>
+    <w:lvl w:ilvl="3" w:tplc="04190001" w:tentative="1">
+      <w:start w:val="1"/>
+      <w:numFmt w:val="bullet"/>
+      <w:lvlText w:val=""/>
+      <w:lvlJc w:val="left"/>
+      <w:pPr>
+        <w:ind w:left="3589" w:hanging="360"/>
+      </w:pPr>
+      <w:rPr>
+        <w:rFonts w:ascii="Symbol" w:hAnsi="Symbol" w:hint="default"/>
+      </w:rPr>
+    </w:lvl>
+    <w:lvl w:ilvl="4" w:tplc="04190003" w:tentative="1">
+      <w:start w:val="1"/>
+      <w:numFmt w:val="bullet"/>
+      <w:lvlText w:val="o"/>
+      <w:lvlJc w:val="left"/>
+      <w:pPr>
+        <w:ind w:left="4309" w:hanging="360"/>
+      </w:pPr>
+      <w:rPr>
+        <w:rFonts w:ascii="Courier New" w:hAnsi="Courier New" w:cs="Courier New" w:hint="default"/>
+      </w:rPr>
+    </w:lvl>
+    <w:lvl w:ilvl="5" w:tplc="04190005" w:tentative="1">
+      <w:start w:val="1"/>
+      <w:numFmt w:val="bullet"/>
+      <w:lvlText w:val=""/>
+      <w:lvlJc w:val="left"/>
+      <w:pPr>
+        <w:ind w:left="5029" w:hanging="360"/>
+      </w:pPr>
+      <w:rPr>
+        <w:rFonts w:ascii="Wingdings" w:hAnsi="Wingdings" w:hint="default"/>
+      </w:rPr>
+    </w:lvl>
+    <w:lvl w:ilvl="6" w:tplc="04190001" w:tentative="1">
+      <w:start w:val="1"/>
+      <w:numFmt w:val="bullet"/>
+      <w:lvlText w:val=""/>
+      <w:lvlJc w:val="left"/>
+      <w:pPr>
+        <w:ind w:left="5749" w:hanging="360"/>
+      </w:pPr>
+      <w:rPr>
+        <w:rFonts w:ascii="Symbol" w:hAnsi="Symbol" w:hint="default"/>
+      </w:rPr>
+    </w:lvl>
+    <w:lvl w:ilvl="7" w:tplc="04190003" w:tentative="1">
+      <w:start w:val="1"/>
+      <w:numFmt w:val="bullet"/>
+      <w:lvlText w:val="o"/>
+      <w:lvlJc w:val="left"/>
+      <w:pPr>
+        <w:ind w:left="6469" w:hanging="360"/>
+      </w:pPr>
+      <w:rPr>
+        <w:rFonts w:ascii="Courier New" w:hAnsi="Courier New" w:cs="Courier New" w:hint="default"/>
+      </w:rPr>
+    </w:lvl>
+    <w:lvl w:ilvl="8" w:tplc="04190005" w:tentative="1">
+      <w:start w:val="1"/>
+      <w:numFmt w:val="bullet"/>
+      <w:lvlText w:val=""/>
+      <w:lvlJc w:val="left"/>
+      <w:pPr>
+        <w:ind w:left="7189" w:hanging="360"/>
+      </w:pPr>
+      <w:rPr>
+        <w:rFonts w:ascii="Wingdings" w:hAnsi="Wingdings" w:hint="default"/>
+      </w:rPr>
+    </w:lvl>
+  </w:abstractNum>
+  <w:abstractNum w:abstractNumId="6" w15:restartNumberingAfterBreak="0">
+    <w:nsid w:val="135C7518"/>
+    <w:multiLevelType w:val="hybridMultilevel"/>
+    <w:tmpl w:val="DE924364"/>
+    <w:lvl w:ilvl="0" w:tplc="0419000F">
+      <w:start w:val="1"/>
+      <w:numFmt w:val="decimal"/>
+      <w:lvlText w:val="%1."/>
+      <w:lvlJc w:val="left"/>
+      <w:pPr>
+        <w:ind w:left="1944" w:hanging="360"/>
+      </w:pPr>
+    </w:lvl>
+    <w:lvl w:ilvl="1" w:tplc="04190019" w:tentative="1">
+      <w:start w:val="1"/>
+      <w:numFmt w:val="lowerLetter"/>
+      <w:lvlText w:val="%2."/>
+      <w:lvlJc w:val="left"/>
+      <w:pPr>
+        <w:ind w:left="2664" w:hanging="360"/>
+      </w:pPr>
+    </w:lvl>
+    <w:lvl w:ilvl="2" w:tplc="0419001B" w:tentative="1">
+      <w:start w:val="1"/>
+      <w:numFmt w:val="lowerRoman"/>
+      <w:lvlText w:val="%3."/>
+      <w:lvlJc w:val="right"/>
+      <w:pPr>
+        <w:ind w:left="3384" w:hanging="180"/>
+      </w:pPr>
+    </w:lvl>
+    <w:lvl w:ilvl="3" w:tplc="0419000F" w:tentative="1">
+      <w:start w:val="1"/>
+      <w:numFmt w:val="decimal"/>
+      <w:lvlText w:val="%4."/>
+      <w:lvlJc w:val="left"/>
+      <w:pPr>
+        <w:ind w:left="4104" w:hanging="360"/>
+      </w:pPr>
+    </w:lvl>
+    <w:lvl w:ilvl="4" w:tplc="04190019" w:tentative="1">
+      <w:start w:val="1"/>
+      <w:numFmt w:val="lowerLetter"/>
+      <w:lvlText w:val="%5."/>
+      <w:lvlJc w:val="left"/>
+      <w:pPr>
+        <w:ind w:left="4824" w:hanging="360"/>
+      </w:pPr>
+    </w:lvl>
+    <w:lvl w:ilvl="5" w:tplc="0419001B" w:tentative="1">
+      <w:start w:val="1"/>
+      <w:numFmt w:val="lowerRoman"/>
+      <w:lvlText w:val="%6."/>
+      <w:lvlJc w:val="right"/>
+      <w:pPr>
+        <w:ind w:left="5544" w:hanging="180"/>
+      </w:pPr>
+    </w:lvl>
+    <w:lvl w:ilvl="6" w:tplc="0419000F" w:tentative="1">
+      <w:start w:val="1"/>
+      <w:numFmt w:val="decimal"/>
+      <w:lvlText w:val="%7."/>
+      <w:lvlJc w:val="left"/>
+      <w:pPr>
+        <w:ind w:left="6264" w:hanging="360"/>
+      </w:pPr>
+    </w:lvl>
+    <w:lvl w:ilvl="7" w:tplc="04190019" w:tentative="1">
+      <w:start w:val="1"/>
+      <w:numFmt w:val="lowerLetter"/>
+      <w:lvlText w:val="%8."/>
+      <w:lvlJc w:val="left"/>
+      <w:pPr>
+        <w:ind w:left="6984" w:hanging="360"/>
+      </w:pPr>
+    </w:lvl>
+    <w:lvl w:ilvl="8" w:tplc="0419001B" w:tentative="1">
+      <w:start w:val="1"/>
+      <w:numFmt w:val="lowerRoman"/>
+      <w:lvlText w:val="%9."/>
+      <w:lvlJc w:val="right"/>
+      <w:pPr>
+        <w:ind w:left="7704" w:hanging="180"/>
+      </w:pPr>
+    </w:lvl>
+  </w:abstractNum>
+  <w:abstractNum w:abstractNumId="7" w15:restartNumberingAfterBreak="0">
     <w:nsid w:val="136075F9"/>
     <w:multiLevelType w:val="hybridMultilevel"/>
     <w:tmpl w:val="F2C4F41A"/>
@@ -39919,7 +40716,7 @@
       </w:pPr>
     </w:lvl>
   </w:abstractNum>
-  <w:abstractNum w:abstractNumId="5" w15:restartNumberingAfterBreak="0">
+  <w:abstractNum w:abstractNumId="8" w15:restartNumberingAfterBreak="0">
     <w:nsid w:val="14A6516A"/>
     <w:multiLevelType w:val="hybridMultilevel"/>
     <w:tmpl w:val="0D4A2B54"/>
@@ -40033,7 +40830,7 @@
       </w:rPr>
     </w:lvl>
   </w:abstractNum>
-  <w:abstractNum w:abstractNumId="6" w15:restartNumberingAfterBreak="0">
+  <w:abstractNum w:abstractNumId="9" w15:restartNumberingAfterBreak="0">
     <w:nsid w:val="1EB25AE1"/>
     <w:multiLevelType w:val="hybridMultilevel"/>
     <w:tmpl w:val="939A20B8"/>
@@ -40147,7 +40944,7 @@
       </w:rPr>
     </w:lvl>
   </w:abstractNum>
-  <w:abstractNum w:abstractNumId="7" w15:restartNumberingAfterBreak="0">
+  <w:abstractNum w:abstractNumId="10" w15:restartNumberingAfterBreak="0">
     <w:nsid w:val="2C574860"/>
     <w:multiLevelType w:val="hybridMultilevel"/>
     <w:tmpl w:val="ED321614"/>
@@ -40261,7 +41058,7 @@
       </w:rPr>
     </w:lvl>
   </w:abstractNum>
-  <w:abstractNum w:abstractNumId="8" w15:restartNumberingAfterBreak="0">
+  <w:abstractNum w:abstractNumId="11" w15:restartNumberingAfterBreak="0">
     <w:nsid w:val="2DCE6E08"/>
     <w:multiLevelType w:val="multilevel"/>
     <w:tmpl w:val="4F0ACB50"/>
@@ -40378,7 +41175,7 @@
       </w:rPr>
     </w:lvl>
   </w:abstractNum>
-  <w:abstractNum w:abstractNumId="9" w15:restartNumberingAfterBreak="0">
+  <w:abstractNum w:abstractNumId="12" w15:restartNumberingAfterBreak="0">
     <w:nsid w:val="34805E09"/>
     <w:multiLevelType w:val="multilevel"/>
     <w:tmpl w:val="3E6AF4E2"/>
@@ -40494,7 +41291,7 @@
       </w:rPr>
     </w:lvl>
   </w:abstractNum>
-  <w:abstractNum w:abstractNumId="10" w15:restartNumberingAfterBreak="0">
+  <w:abstractNum w:abstractNumId="13" w15:restartNumberingAfterBreak="0">
     <w:nsid w:val="36047E69"/>
     <w:multiLevelType w:val="hybridMultilevel"/>
     <w:tmpl w:val="71847186"/>
@@ -40608,7 +41405,7 @@
       </w:rPr>
     </w:lvl>
   </w:abstractNum>
-  <w:abstractNum w:abstractNumId="11" w15:restartNumberingAfterBreak="0">
+  <w:abstractNum w:abstractNumId="14" w15:restartNumberingAfterBreak="0">
     <w:nsid w:val="3EE92036"/>
     <w:multiLevelType w:val="multilevel"/>
     <w:tmpl w:val="354C0326"/>
@@ -40722,7 +41519,7 @@
       </w:rPr>
     </w:lvl>
   </w:abstractNum>
-  <w:abstractNum w:abstractNumId="12" w15:restartNumberingAfterBreak="0">
+  <w:abstractNum w:abstractNumId="15" w15:restartNumberingAfterBreak="0">
     <w:nsid w:val="3FA26881"/>
     <w:multiLevelType w:val="multilevel"/>
     <w:tmpl w:val="721AAFA8"/>
@@ -40839,7 +41636,93 @@
       </w:rPr>
     </w:lvl>
   </w:abstractNum>
-  <w:abstractNum w:abstractNumId="13" w15:restartNumberingAfterBreak="0">
+  <w:abstractNum w:abstractNumId="16" w15:restartNumberingAfterBreak="0">
+    <w:nsid w:val="500054C3"/>
+    <w:multiLevelType w:val="hybridMultilevel"/>
+    <w:tmpl w:val="25EE5D3A"/>
+    <w:lvl w:ilvl="0" w:tplc="0419000F">
+      <w:start w:val="1"/>
+      <w:numFmt w:val="decimal"/>
+      <w:lvlText w:val="%1."/>
+      <w:lvlJc w:val="left"/>
+      <w:pPr>
+        <w:ind w:left="1429" w:hanging="360"/>
+      </w:pPr>
+    </w:lvl>
+    <w:lvl w:ilvl="1" w:tplc="04190019" w:tentative="1">
+      <w:start w:val="1"/>
+      <w:numFmt w:val="lowerLetter"/>
+      <w:lvlText w:val="%2."/>
+      <w:lvlJc w:val="left"/>
+      <w:pPr>
+        <w:ind w:left="2149" w:hanging="360"/>
+      </w:pPr>
+    </w:lvl>
+    <w:lvl w:ilvl="2" w:tplc="0419001B" w:tentative="1">
+      <w:start w:val="1"/>
+      <w:numFmt w:val="lowerRoman"/>
+      <w:lvlText w:val="%3."/>
+      <w:lvlJc w:val="right"/>
+      <w:pPr>
+        <w:ind w:left="2869" w:hanging="180"/>
+      </w:pPr>
+    </w:lvl>
+    <w:lvl w:ilvl="3" w:tplc="0419000F" w:tentative="1">
+      <w:start w:val="1"/>
+      <w:numFmt w:val="decimal"/>
+      <w:lvlText w:val="%4."/>
+      <w:lvlJc w:val="left"/>
+      <w:pPr>
+        <w:ind w:left="3589" w:hanging="360"/>
+      </w:pPr>
+    </w:lvl>
+    <w:lvl w:ilvl="4" w:tplc="04190019" w:tentative="1">
+      <w:start w:val="1"/>
+      <w:numFmt w:val="lowerLetter"/>
+      <w:lvlText w:val="%5."/>
+      <w:lvlJc w:val="left"/>
+      <w:pPr>
+        <w:ind w:left="4309" w:hanging="360"/>
+      </w:pPr>
+    </w:lvl>
+    <w:lvl w:ilvl="5" w:tplc="0419001B" w:tentative="1">
+      <w:start w:val="1"/>
+      <w:numFmt w:val="lowerRoman"/>
+      <w:lvlText w:val="%6."/>
+      <w:lvlJc w:val="right"/>
+      <w:pPr>
+        <w:ind w:left="5029" w:hanging="180"/>
+      </w:pPr>
+    </w:lvl>
+    <w:lvl w:ilvl="6" w:tplc="0419000F" w:tentative="1">
+      <w:start w:val="1"/>
+      <w:numFmt w:val="decimal"/>
+      <w:lvlText w:val="%7."/>
+      <w:lvlJc w:val="left"/>
+      <w:pPr>
+        <w:ind w:left="5749" w:hanging="360"/>
+      </w:pPr>
+    </w:lvl>
+    <w:lvl w:ilvl="7" w:tplc="04190019" w:tentative="1">
+      <w:start w:val="1"/>
+      <w:numFmt w:val="lowerLetter"/>
+      <w:lvlText w:val="%8."/>
+      <w:lvlJc w:val="left"/>
+      <w:pPr>
+        <w:ind w:left="6469" w:hanging="360"/>
+      </w:pPr>
+    </w:lvl>
+    <w:lvl w:ilvl="8" w:tplc="0419001B" w:tentative="1">
+      <w:start w:val="1"/>
+      <w:numFmt w:val="lowerRoman"/>
+      <w:lvlText w:val="%9."/>
+      <w:lvlJc w:val="right"/>
+      <w:pPr>
+        <w:ind w:left="7189" w:hanging="180"/>
+      </w:pPr>
+    </w:lvl>
+  </w:abstractNum>
+  <w:abstractNum w:abstractNumId="17" w15:restartNumberingAfterBreak="0">
     <w:nsid w:val="53B86FC5"/>
     <w:multiLevelType w:val="hybridMultilevel"/>
     <w:tmpl w:val="160082D4"/>
@@ -40929,7 +41812,7 @@
       </w:pPr>
     </w:lvl>
   </w:abstractNum>
-  <w:abstractNum w:abstractNumId="14" w15:restartNumberingAfterBreak="0">
+  <w:abstractNum w:abstractNumId="18" w15:restartNumberingAfterBreak="0">
     <w:nsid w:val="55D109C3"/>
     <w:multiLevelType w:val="hybridMultilevel"/>
     <w:tmpl w:val="3D4E2FCE"/>
@@ -41043,7 +41926,7 @@
       </w:rPr>
     </w:lvl>
   </w:abstractNum>
-  <w:abstractNum w:abstractNumId="15" w15:restartNumberingAfterBreak="0">
+  <w:abstractNum w:abstractNumId="19" w15:restartNumberingAfterBreak="0">
     <w:nsid w:val="594D2F0E"/>
     <w:multiLevelType w:val="multilevel"/>
     <w:tmpl w:val="02303344"/>
@@ -41160,7 +42043,121 @@
       </w:rPr>
     </w:lvl>
   </w:abstractNum>
-  <w:abstractNum w:abstractNumId="16" w15:restartNumberingAfterBreak="0">
+  <w:abstractNum w:abstractNumId="20" w15:restartNumberingAfterBreak="0">
+    <w:nsid w:val="5B6446C3"/>
+    <w:multiLevelType w:val="hybridMultilevel"/>
+    <w:tmpl w:val="E0944260"/>
+    <w:lvl w:ilvl="0" w:tplc="7AE29AC2">
+      <w:start w:val="1"/>
+      <w:numFmt w:val="bullet"/>
+      <w:suff w:val="space"/>
+      <w:lvlText w:val="–"/>
+      <w:lvlJc w:val="left"/>
+      <w:pPr>
+        <w:ind w:left="2138" w:hanging="360"/>
+      </w:pPr>
+      <w:rPr>
+        <w:rFonts w:ascii="Times New Roman" w:hAnsi="Times New Roman" w:cs="Times New Roman" w:hint="default"/>
+      </w:rPr>
+    </w:lvl>
+    <w:lvl w:ilvl="1" w:tplc="04190003" w:tentative="1">
+      <w:start w:val="1"/>
+      <w:numFmt w:val="bullet"/>
+      <w:lvlText w:val="o"/>
+      <w:lvlJc w:val="left"/>
+      <w:pPr>
+        <w:ind w:left="2149" w:hanging="360"/>
+      </w:pPr>
+      <w:rPr>
+        <w:rFonts w:ascii="Courier New" w:hAnsi="Courier New" w:cs="Courier New" w:hint="default"/>
+      </w:rPr>
+    </w:lvl>
+    <w:lvl w:ilvl="2" w:tplc="04190005" w:tentative="1">
+      <w:start w:val="1"/>
+      <w:numFmt w:val="bullet"/>
+      <w:lvlText w:val=""/>
+      <w:lvlJc w:val="left"/>
+      <w:pPr>
+        <w:ind w:left="2869" w:hanging="360"/>
+      </w:pPr>
+      <w:rPr>
+        <w:rFonts w:ascii="Wingdings" w:hAnsi="Wingdings" w:hint="default"/>
+      </w:rPr>
+    </w:lvl>
+    <w:lvl w:ilvl="3" w:tplc="04190001" w:tentative="1">
+      <w:start w:val="1"/>
+      <w:numFmt w:val="bullet"/>
+      <w:lvlText w:val=""/>
+      <w:lvlJc w:val="left"/>
+      <w:pPr>
+        <w:ind w:left="3589" w:hanging="360"/>
+      </w:pPr>
+      <w:rPr>
+        <w:rFonts w:ascii="Symbol" w:hAnsi="Symbol" w:hint="default"/>
+      </w:rPr>
+    </w:lvl>
+    <w:lvl w:ilvl="4" w:tplc="04190003" w:tentative="1">
+      <w:start w:val="1"/>
+      <w:numFmt w:val="bullet"/>
+      <w:lvlText w:val="o"/>
+      <w:lvlJc w:val="left"/>
+      <w:pPr>
+        <w:ind w:left="4309" w:hanging="360"/>
+      </w:pPr>
+      <w:rPr>
+        <w:rFonts w:ascii="Courier New" w:hAnsi="Courier New" w:cs="Courier New" w:hint="default"/>
+      </w:rPr>
+    </w:lvl>
+    <w:lvl w:ilvl="5" w:tplc="04190005" w:tentative="1">
+      <w:start w:val="1"/>
+      <w:numFmt w:val="bullet"/>
+      <w:lvlText w:val=""/>
+      <w:lvlJc w:val="left"/>
+      <w:pPr>
+        <w:ind w:left="5029" w:hanging="360"/>
+      </w:pPr>
+      <w:rPr>
+        <w:rFonts w:ascii="Wingdings" w:hAnsi="Wingdings" w:hint="default"/>
+      </w:rPr>
+    </w:lvl>
+    <w:lvl w:ilvl="6" w:tplc="04190001" w:tentative="1">
+      <w:start w:val="1"/>
+      <w:numFmt w:val="bullet"/>
+      <w:lvlText w:val=""/>
+      <w:lvlJc w:val="left"/>
+      <w:pPr>
+        <w:ind w:left="5749" w:hanging="360"/>
+      </w:pPr>
+      <w:rPr>
+        <w:rFonts w:ascii="Symbol" w:hAnsi="Symbol" w:hint="default"/>
+      </w:rPr>
+    </w:lvl>
+    <w:lvl w:ilvl="7" w:tplc="04190003" w:tentative="1">
+      <w:start w:val="1"/>
+      <w:numFmt w:val="bullet"/>
+      <w:lvlText w:val="o"/>
+      <w:lvlJc w:val="left"/>
+      <w:pPr>
+        <w:ind w:left="6469" w:hanging="360"/>
+      </w:pPr>
+      <w:rPr>
+        <w:rFonts w:ascii="Courier New" w:hAnsi="Courier New" w:cs="Courier New" w:hint="default"/>
+      </w:rPr>
+    </w:lvl>
+    <w:lvl w:ilvl="8" w:tplc="04190005" w:tentative="1">
+      <w:start w:val="1"/>
+      <w:numFmt w:val="bullet"/>
+      <w:lvlText w:val=""/>
+      <w:lvlJc w:val="left"/>
+      <w:pPr>
+        <w:ind w:left="7189" w:hanging="360"/>
+      </w:pPr>
+      <w:rPr>
+        <w:rFonts w:ascii="Wingdings" w:hAnsi="Wingdings" w:hint="default"/>
+      </w:rPr>
+    </w:lvl>
+  </w:abstractNum>
+  <w:abstractNum w:abstractNumId="21" w15:restartNumberingAfterBreak="0">
     <w:nsid w:val="616C2C8E"/>
     <w:multiLevelType w:val="multilevel"/>
     <w:tmpl w:val="1E089E1E"/>
@@ -41277,7 +42274,96 @@
       </w:rPr>
     </w:lvl>
   </w:abstractNum>
-  <w:abstractNum w:abstractNumId="17" w15:restartNumberingAfterBreak="0">
+  <w:abstractNum w:abstractNumId="22" w15:restartNumberingAfterBreak="0">
+    <w:nsid w:val="649A296B"/>
+    <w:multiLevelType w:val="hybridMultilevel"/>
+    <w:tmpl w:val="66508046"/>
+    <w:lvl w:ilvl="0" w:tplc="5C385D96">
+      <w:start w:val="1"/>
+      <w:numFmt w:val="decimal"/>
+      <w:lvlText w:val="%1"/>
+      <w:lvlJc w:val="left"/>
+      <w:pPr>
+        <w:ind w:left="2664" w:hanging="360"/>
+      </w:pPr>
+      <w:rPr>
+        <w:rFonts w:hint="default"/>
+      </w:rPr>
+    </w:lvl>
+    <w:lvl w:ilvl="1" w:tplc="04190019" w:tentative="1">
+      <w:start w:val="1"/>
+      <w:numFmt w:val="lowerLetter"/>
+      <w:lvlText w:val="%2."/>
+      <w:lvlJc w:val="left"/>
+      <w:pPr>
+        <w:ind w:left="3384" w:hanging="360"/>
+      </w:pPr>
+    </w:lvl>
+    <w:lvl w:ilvl="2" w:tplc="0419001B" w:tentative="1">
+      <w:start w:val="1"/>
+      <w:numFmt w:val="lowerRoman"/>
+      <w:lvlText w:val="%3."/>
+      <w:lvlJc w:val="right"/>
+      <w:pPr>
+        <w:ind w:left="4104" w:hanging="180"/>
+      </w:pPr>
+    </w:lvl>
+    <w:lvl w:ilvl="3" w:tplc="0419000F" w:tentative="1">
+      <w:start w:val="1"/>
+      <w:numFmt w:val="decimal"/>
+      <w:lvlText w:val="%4."/>
+      <w:lvlJc w:val="left"/>
+      <w:pPr>
+        <w:ind w:left="4824" w:hanging="360"/>
+      </w:pPr>
+    </w:lvl>
+    <w:lvl w:ilvl="4" w:tplc="04190019" w:tentative="1">
+      <w:start w:val="1"/>
+      <w:numFmt w:val="lowerLetter"/>
+      <w:lvlText w:val="%5."/>
+      <w:lvlJc w:val="left"/>
+      <w:pPr>
+        <w:ind w:left="5544" w:hanging="360"/>
+      </w:pPr>
+    </w:lvl>
+    <w:lvl w:ilvl="5" w:tplc="0419001B" w:tentative="1">
+      <w:start w:val="1"/>
+      <w:numFmt w:val="lowerRoman"/>
+      <w:lvlText w:val="%6."/>
+      <w:lvlJc w:val="right"/>
+      <w:pPr>
+        <w:ind w:left="6264" w:hanging="180"/>
+      </w:pPr>
+    </w:lvl>
+    <w:lvl w:ilvl="6" w:tplc="0419000F" w:tentative="1">
+      <w:start w:val="1"/>
+      <w:numFmt w:val="decimal"/>
+      <w:lvlText w:val="%7."/>
+      <w:lvlJc w:val="left"/>
+      <w:pPr>
+        <w:ind w:left="6984" w:hanging="360"/>
+      </w:pPr>
+    </w:lvl>
+    <w:lvl w:ilvl="7" w:tplc="04190019" w:tentative="1">
+      <w:start w:val="1"/>
+      <w:numFmt w:val="lowerLetter"/>
+      <w:lvlText w:val="%8."/>
+      <w:lvlJc w:val="left"/>
+      <w:pPr>
+        <w:ind w:left="7704" w:hanging="360"/>
+      </w:pPr>
+    </w:lvl>
+    <w:lvl w:ilvl="8" w:tplc="0419001B" w:tentative="1">
+      <w:start w:val="1"/>
+      <w:numFmt w:val="lowerRoman"/>
+      <w:lvlText w:val="%9."/>
+      <w:lvlJc w:val="right"/>
+      <w:pPr>
+        <w:ind w:left="8424" w:hanging="180"/>
+      </w:pPr>
+    </w:lvl>
+  </w:abstractNum>
+  <w:abstractNum w:abstractNumId="23" w15:restartNumberingAfterBreak="0">
     <w:nsid w:val="6E79720E"/>
     <w:multiLevelType w:val="multilevel"/>
     <w:tmpl w:val="6930DC90"/>
@@ -41393,7 +42479,7 @@
       </w:rPr>
     </w:lvl>
   </w:abstractNum>
-  <w:abstractNum w:abstractNumId="18" w15:restartNumberingAfterBreak="0">
+  <w:abstractNum w:abstractNumId="24" w15:restartNumberingAfterBreak="0">
     <w:nsid w:val="6E8E0F31"/>
     <w:multiLevelType w:val="hybridMultilevel"/>
     <w:tmpl w:val="7336522C"/>
@@ -41507,7 +42593,7 @@
       </w:rPr>
     </w:lvl>
   </w:abstractNum>
-  <w:abstractNum w:abstractNumId="19" w15:restartNumberingAfterBreak="0">
+  <w:abstractNum w:abstractNumId="25" w15:restartNumberingAfterBreak="0">
     <w:nsid w:val="73B94162"/>
     <w:multiLevelType w:val="multilevel"/>
     <w:tmpl w:val="604A5680"/>
@@ -41624,7 +42710,7 @@
       </w:rPr>
     </w:lvl>
   </w:abstractNum>
-  <w:abstractNum w:abstractNumId="20" w15:restartNumberingAfterBreak="0">
+  <w:abstractNum w:abstractNumId="26" w15:restartNumberingAfterBreak="0">
     <w:nsid w:val="7D864A86"/>
     <w:multiLevelType w:val="multilevel"/>
     <w:tmpl w:val="711A93CE"/>
@@ -41742,61 +42828,61 @@
     </w:lvl>
   </w:abstractNum>
   <w:num w:numId="1" w16cid:durableId="1544707875">
+    <w:abstractNumId w:val="17"/>
+  </w:num>
+  <w:num w:numId="2" w16cid:durableId="320889221">
+    <w:abstractNumId w:val="7"/>
+  </w:num>
+  <w:num w:numId="3" w16cid:durableId="801271853">
+    <w:abstractNumId w:val="12"/>
+  </w:num>
+  <w:num w:numId="4" w16cid:durableId="907377996">
+    <w:abstractNumId w:val="24"/>
+  </w:num>
+  <w:num w:numId="5" w16cid:durableId="344209121">
+    <w:abstractNumId w:val="3"/>
+  </w:num>
+  <w:num w:numId="6" w16cid:durableId="1419642533">
+    <w:abstractNumId w:val="18"/>
+  </w:num>
+  <w:num w:numId="7" w16cid:durableId="344285566">
     <w:abstractNumId w:val="13"/>
   </w:num>
-  <w:num w:numId="2" w16cid:durableId="320889221">
-    <w:abstractNumId w:val="4"/>
-  </w:num>
-  <w:num w:numId="3" w16cid:durableId="801271853">
-    <w:abstractNumId w:val="9"/>
-  </w:num>
-  <w:num w:numId="4" w16cid:durableId="907377996">
-    <w:abstractNumId w:val="18"/>
-  </w:num>
-  <w:num w:numId="5" w16cid:durableId="344209121">
-    <w:abstractNumId w:val="2"/>
-  </w:num>
-  <w:num w:numId="6" w16cid:durableId="1419642533">
+  <w:num w:numId="8" w16cid:durableId="1457606024">
     <w:abstractNumId w:val="14"/>
   </w:num>
-  <w:num w:numId="7" w16cid:durableId="344285566">
+  <w:num w:numId="9" w16cid:durableId="892353867">
     <w:abstractNumId w:val="10"/>
-  </w:num>
-  <w:num w:numId="8" w16cid:durableId="1457606024">
-    <w:abstractNumId w:val="11"/>
-  </w:num>
-  <w:num w:numId="9" w16cid:durableId="892353867">
-    <w:abstractNumId w:val="7"/>
   </w:num>
   <w:num w:numId="10" w16cid:durableId="1742827044">
     <w:abstractNumId w:val="0"/>
   </w:num>
   <w:num w:numId="11" w16cid:durableId="153029485">
-    <w:abstractNumId w:val="1"/>
+    <w:abstractNumId w:val="2"/>
   </w:num>
   <w:num w:numId="12" w16cid:durableId="98110245">
-    <w:abstractNumId w:val="5"/>
+    <w:abstractNumId w:val="8"/>
   </w:num>
   <w:num w:numId="13" w16cid:durableId="1571892106">
-    <w:abstractNumId w:val="12"/>
+    <w:abstractNumId w:val="15"/>
   </w:num>
   <w:num w:numId="14" w16cid:durableId="1853453555">
-    <w:abstractNumId w:val="3"/>
+    <w:abstractNumId w:val="4"/>
   </w:num>
   <w:num w:numId="15" w16cid:durableId="1224754040">
-    <w:abstractNumId w:val="16"/>
+    <w:abstractNumId w:val="21"/>
   </w:num>
   <w:num w:numId="16" w16cid:durableId="1442457258">
-    <w:abstractNumId w:val="8"/>
+    <w:abstractNumId w:val="11"/>
   </w:num>
   <w:num w:numId="17" w16cid:durableId="2045865930">
-    <w:abstractNumId w:val="15"/>
+    <w:abstractNumId w:val="19"/>
   </w:num>
   <w:num w:numId="18" w16cid:durableId="770249312">
-    <w:abstractNumId w:val="3"/>
+    <w:abstractNumId w:val="4"/>
   </w:num>
   <w:num w:numId="19" w16cid:durableId="1149596239">
-    <w:abstractNumId w:val="3"/>
+    <w:abstractNumId w:val="4"/>
     <w:lvlOverride w:ilvl="0">
       <w:lvl w:ilvl="0">
         <w:start w:val="1"/>
@@ -41929,16 +43015,34 @@
     </w:lvlOverride>
   </w:num>
   <w:num w:numId="20" w16cid:durableId="664355419">
+    <w:abstractNumId w:val="26"/>
+  </w:num>
+  <w:num w:numId="21" w16cid:durableId="112796840">
+    <w:abstractNumId w:val="25"/>
+  </w:num>
+  <w:num w:numId="22" w16cid:durableId="261492506">
+    <w:abstractNumId w:val="23"/>
+  </w:num>
+  <w:num w:numId="23" w16cid:durableId="307907796">
+    <w:abstractNumId w:val="9"/>
+  </w:num>
+  <w:num w:numId="24" w16cid:durableId="588580740">
+    <w:abstractNumId w:val="5"/>
+  </w:num>
+  <w:num w:numId="25" w16cid:durableId="497965847">
+    <w:abstractNumId w:val="16"/>
+  </w:num>
+  <w:num w:numId="26" w16cid:durableId="1858958247">
+    <w:abstractNumId w:val="6"/>
+  </w:num>
+  <w:num w:numId="27" w16cid:durableId="434835932">
+    <w:abstractNumId w:val="22"/>
+  </w:num>
+  <w:num w:numId="28" w16cid:durableId="1909000874">
     <w:abstractNumId w:val="20"/>
   </w:num>
-  <w:num w:numId="21" w16cid:durableId="112796840">
-    <w:abstractNumId w:val="19"/>
-  </w:num>
-  <w:num w:numId="22" w16cid:durableId="261492506">
-    <w:abstractNumId w:val="17"/>
-  </w:num>
-  <w:num w:numId="23" w16cid:durableId="307907796">
-    <w:abstractNumId w:val="6"/>
+  <w:num w:numId="29" w16cid:durableId="1253857375">
+    <w:abstractNumId w:val="1"/>
   </w:num>
   <w:numIdMacAtCleanup w:val="21"/>
 </w:numbering>
@@ -42336,7 +43440,7 @@
   <w:style w:type="paragraph" w:default="1" w:styleId="a">
     <w:name w:val="Normal"/>
     <w:qFormat/>
-    <w:rsid w:val="00651137"/>
+    <w:rsid w:val="00C84582"/>
     <w:pPr>
       <w:spacing w:after="100" w:afterAutospacing="1" w:line="360" w:lineRule="auto"/>
       <w:ind w:firstLine="851"/>
